--- a/mock data logic.docx
+++ b/mock data logic.docx
@@ -3101,6 +3101,303 @@
       </w:r>
     </w:p>
     <w:p/>
+    <w:p/>
+    <w:p>
+      <w:r>
+        <w:t xml:space="preserve">  </w:t>
+      </w:r>
+      <w:r>
+        <w:rPr>
+          <w:b/>
+          <w:bCs/>
+        </w:rPr>
+        <w:t>Premium Volume</w:t>
+      </w:r>
+      <w:r>
+        <w:t xml:space="preserve"> (higher is better)</w:t>
+      </w:r>
+      <w:r>
+        <w:br/>
+        <w:t>How much business the agency brought in during the date window.</w:t>
+      </w:r>
+      <w:r>
+        <w:br/>
+      </w:r>
+      <w:r>
+        <w:rPr>
+          <w:b/>
+          <w:bCs/>
+        </w:rPr>
+        <w:t>From:</w:t>
+      </w:r>
+      <w:r>
+        <w:t xml:space="preserve"> policy.csv → sum of WrittenPremium (or Premium/GWP) for policies effective in the window.</w:t>
+      </w:r>
+    </w:p>
+    <w:p>
+      <w:r>
+        <w:t xml:space="preserve">  </w:t>
+      </w:r>
+      <w:r>
+        <w:rPr>
+          <w:b/>
+          <w:bCs/>
+        </w:rPr>
+        <w:t>Loss Ratio</w:t>
+      </w:r>
+      <w:r>
+        <w:t xml:space="preserve"> (lower is better)</w:t>
+      </w:r>
+      <w:r>
+        <w:br/>
+        <w:t>How much the agency’s losses were relative to premium.</w:t>
+      </w:r>
+      <w:r>
+        <w:br/>
+      </w:r>
+      <w:r>
+        <w:rPr>
+          <w:b/>
+          <w:bCs/>
+        </w:rPr>
+        <w:t>Formula:</w:t>
+      </w:r>
+      <w:r>
+        <w:t xml:space="preserve"> Loss Ratio = Incurred Losses / Earned Premium</w:t>
+      </w:r>
+      <w:r>
+        <w:br/>
+      </w:r>
+      <w:r>
+        <w:rPr>
+          <w:b/>
+          <w:bCs/>
+        </w:rPr>
+        <w:t>From:</w:t>
+      </w:r>
+    </w:p>
+    <w:p>
+      <w:pPr>
+        <w:numPr>
+          <w:ilvl w:val="0"/>
+          <w:numId w:val="11"/>
+        </w:numPr>
+      </w:pPr>
+      <w:r>
+        <w:t xml:space="preserve">claims.csv: losses (Paid + Reserve = </w:t>
+      </w:r>
+      <w:r>
+        <w:rPr>
+          <w:b/>
+          <w:bCs/>
+        </w:rPr>
+        <w:t>Incurred</w:t>
+      </w:r>
+      <w:r>
+        <w:t>), filtered by DateOfLoss</w:t>
+      </w:r>
+    </w:p>
+    <w:p>
+      <w:pPr>
+        <w:numPr>
+          <w:ilvl w:val="0"/>
+          <w:numId w:val="11"/>
+        </w:numPr>
+      </w:pPr>
+      <w:r>
+        <w:t xml:space="preserve">policy.csv: </w:t>
+      </w:r>
+      <w:r>
+        <w:rPr>
+          <w:b/>
+          <w:bCs/>
+        </w:rPr>
+        <w:t>Earned Premium</w:t>
+      </w:r>
+      <w:r>
+        <w:t xml:space="preserve"> (we prorate the policy premium across its term and take only the overlapping days in the window)</w:t>
+      </w:r>
+    </w:p>
+    <w:p>
+      <w:r>
+        <w:t xml:space="preserve">  </w:t>
+      </w:r>
+      <w:r>
+        <w:rPr>
+          <w:b/>
+          <w:bCs/>
+        </w:rPr>
+        <w:t>Retention Rate</w:t>
+      </w:r>
+      <w:r>
+        <w:t xml:space="preserve"> (higher is better)</w:t>
+      </w:r>
+      <w:r>
+        <w:br/>
+        <w:t xml:space="preserve">Of policies that </w:t>
+      </w:r>
+      <w:r>
+        <w:rPr>
+          <w:b/>
+          <w:bCs/>
+        </w:rPr>
+        <w:t>expired</w:t>
+      </w:r>
+      <w:r>
+        <w:t xml:space="preserve"> in the window, what % renewed (ideally with same agency).</w:t>
+      </w:r>
+      <w:r>
+        <w:br/>
+      </w:r>
+      <w:r>
+        <w:rPr>
+          <w:b/>
+          <w:bCs/>
+        </w:rPr>
+        <w:t>From:</w:t>
+      </w:r>
+      <w:r>
+        <w:t xml:space="preserve"> policy.csv using any of:</w:t>
+      </w:r>
+    </w:p>
+    <w:p>
+      <w:pPr>
+        <w:numPr>
+          <w:ilvl w:val="0"/>
+          <w:numId w:val="12"/>
+        </w:numPr>
+      </w:pPr>
+      <w:r>
+        <w:t>TransactionType == "Renewal" or IsRenewal == True, or</w:t>
+      </w:r>
+    </w:p>
+    <w:p>
+      <w:pPr>
+        <w:numPr>
+          <w:ilvl w:val="0"/>
+          <w:numId w:val="12"/>
+        </w:numPr>
+      </w:pPr>
+      <w:r>
+        <w:t>mapping EXPIRINGPOLICYNUMBER → POLICYNUMBER (best), or</w:t>
+      </w:r>
+    </w:p>
+    <w:p>
+      <w:pPr>
+        <w:numPr>
+          <w:ilvl w:val="0"/>
+          <w:numId w:val="12"/>
+        </w:numPr>
+      </w:pPr>
+      <w:r>
+        <w:t>a fallback heuristic (renewal within X days after expiration).</w:t>
+      </w:r>
+    </w:p>
+    <w:p>
+      <w:r>
+        <w:t xml:space="preserve">  </w:t>
+      </w:r>
+      <w:r>
+        <w:rPr>
+          <w:b/>
+          <w:bCs/>
+        </w:rPr>
+        <w:t>Submission Quality / Hit Ratio</w:t>
+      </w:r>
+      <w:r>
+        <w:t xml:space="preserve"> (higher is better)</w:t>
+      </w:r>
+      <w:r>
+        <w:br/>
+        <w:t>How many submissions/quotes turned into bound policies.</w:t>
+      </w:r>
+      <w:r>
+        <w:br/>
+      </w:r>
+      <w:r>
+        <w:rPr>
+          <w:b/>
+          <w:bCs/>
+        </w:rPr>
+        <w:t>Formula:</w:t>
+      </w:r>
+      <w:r>
+        <w:t xml:space="preserve"> Hit Ratio = #Bound / #Submitted (or #Bound / #Quoted)</w:t>
+      </w:r>
+      <w:r>
+        <w:br/>
+      </w:r>
+      <w:r>
+        <w:rPr>
+          <w:b/>
+          <w:bCs/>
+        </w:rPr>
+        <w:t>From:</w:t>
+      </w:r>
+      <w:r>
+        <w:t xml:space="preserve"> policy.csv if you have columns like Submitted, Quoted, Bound.</w:t>
+      </w:r>
+      <w:r>
+        <w:br/>
+      </w:r>
+      <w:r>
+        <w:lastRenderedPageBreak/>
+        <w:t>If your data doesn’t have these, this metric is dropped (weights get rebalanced if you checked that box).</w:t>
+      </w:r>
+    </w:p>
+    <w:p>
+      <w:r>
+        <w:t xml:space="preserve">  </w:t>
+      </w:r>
+      <w:r>
+        <w:rPr>
+          <w:b/>
+          <w:bCs/>
+        </w:rPr>
+        <w:t>CC (Closeness Coefficient)</w:t>
+      </w:r>
+      <w:r>
+        <w:br/>
+        <w:t xml:space="preserve">The final </w:t>
+      </w:r>
+      <w:r>
+        <w:rPr>
+          <w:b/>
+          <w:bCs/>
+        </w:rPr>
+        <w:t>TOPSIS score</w:t>
+      </w:r>
+      <w:r>
+        <w:t xml:space="preserve"> from 0 to 1.</w:t>
+      </w:r>
+    </w:p>
+    <w:p>
+      <w:pPr>
+        <w:numPr>
+          <w:ilvl w:val="0"/>
+          <w:numId w:val="13"/>
+        </w:numPr>
+      </w:pPr>
+      <w:r>
+        <w:t>1.0 = exactly like the “ideal” combo (best for each metric)</w:t>
+      </w:r>
+    </w:p>
+    <w:p>
+      <w:pPr>
+        <w:numPr>
+          <w:ilvl w:val="0"/>
+          <w:numId w:val="13"/>
+        </w:numPr>
+      </w:pPr>
+      <w:r>
+        <w:t>0.0 = exactly like the “worst” combo (worst for each metric)</w:t>
+      </w:r>
+      <w:r>
+        <w:br/>
+        <w:t>Agencies are ranked by CC (higher = better overall balance).</w:t>
+      </w:r>
+    </w:p>
+    <w:p/>
     <w:sectPr>
       <w:pgSz w:w="12240" w:h="15840"/>
       <w:pgMar w:top="1440" w:right="1440" w:bottom="1440" w:left="1440" w:header="720" w:footer="720" w:gutter="0"/>
@@ -3561,6 +3858,155 @@
     </w:lvl>
   </w:abstractNum>
   <w:abstractNum w:abstractNumId="3" w15:restartNumberingAfterBreak="0">
+    <w:nsid w:val="2BBD1C27"/>
+    <w:multiLevelType w:val="multilevel"/>
+    <w:tmpl w:val="4FF00F10"/>
+    <w:lvl w:ilvl="0">
+      <w:start w:val="1"/>
+      <w:numFmt w:val="bullet"/>
+      <w:lvlText w:val=""/>
+      <w:lvlJc w:val="left"/>
+      <w:pPr>
+        <w:tabs>
+          <w:tab w:val="num" w:pos="720"/>
+        </w:tabs>
+        <w:ind w:left="720" w:hanging="360"/>
+      </w:pPr>
+      <w:rPr>
+        <w:rFonts w:ascii="Symbol" w:hAnsi="Symbol" w:hint="default"/>
+        <w:sz w:val="20"/>
+      </w:rPr>
+    </w:lvl>
+    <w:lvl w:ilvl="1" w:tentative="1">
+      <w:start w:val="1"/>
+      <w:numFmt w:val="bullet"/>
+      <w:lvlText w:val="o"/>
+      <w:lvlJc w:val="left"/>
+      <w:pPr>
+        <w:tabs>
+          <w:tab w:val="num" w:pos="1440"/>
+        </w:tabs>
+        <w:ind w:left="1440" w:hanging="360"/>
+      </w:pPr>
+      <w:rPr>
+        <w:rFonts w:ascii="Courier New" w:hAnsi="Courier New" w:hint="default"/>
+        <w:sz w:val="20"/>
+      </w:rPr>
+    </w:lvl>
+    <w:lvl w:ilvl="2" w:tentative="1">
+      <w:start w:val="1"/>
+      <w:numFmt w:val="bullet"/>
+      <w:lvlText w:val=""/>
+      <w:lvlJc w:val="left"/>
+      <w:pPr>
+        <w:tabs>
+          <w:tab w:val="num" w:pos="2160"/>
+        </w:tabs>
+        <w:ind w:left="2160" w:hanging="360"/>
+      </w:pPr>
+      <w:rPr>
+        <w:rFonts w:ascii="Wingdings" w:hAnsi="Wingdings" w:hint="default"/>
+        <w:sz w:val="20"/>
+      </w:rPr>
+    </w:lvl>
+    <w:lvl w:ilvl="3" w:tentative="1">
+      <w:start w:val="1"/>
+      <w:numFmt w:val="bullet"/>
+      <w:lvlText w:val=""/>
+      <w:lvlJc w:val="left"/>
+      <w:pPr>
+        <w:tabs>
+          <w:tab w:val="num" w:pos="2880"/>
+        </w:tabs>
+        <w:ind w:left="2880" w:hanging="360"/>
+      </w:pPr>
+      <w:rPr>
+        <w:rFonts w:ascii="Wingdings" w:hAnsi="Wingdings" w:hint="default"/>
+        <w:sz w:val="20"/>
+      </w:rPr>
+    </w:lvl>
+    <w:lvl w:ilvl="4" w:tentative="1">
+      <w:start w:val="1"/>
+      <w:numFmt w:val="bullet"/>
+      <w:lvlText w:val=""/>
+      <w:lvlJc w:val="left"/>
+      <w:pPr>
+        <w:tabs>
+          <w:tab w:val="num" w:pos="3600"/>
+        </w:tabs>
+        <w:ind w:left="3600" w:hanging="360"/>
+      </w:pPr>
+      <w:rPr>
+        <w:rFonts w:ascii="Wingdings" w:hAnsi="Wingdings" w:hint="default"/>
+        <w:sz w:val="20"/>
+      </w:rPr>
+    </w:lvl>
+    <w:lvl w:ilvl="5" w:tentative="1">
+      <w:start w:val="1"/>
+      <w:numFmt w:val="bullet"/>
+      <w:lvlText w:val=""/>
+      <w:lvlJc w:val="left"/>
+      <w:pPr>
+        <w:tabs>
+          <w:tab w:val="num" w:pos="4320"/>
+        </w:tabs>
+        <w:ind w:left="4320" w:hanging="360"/>
+      </w:pPr>
+      <w:rPr>
+        <w:rFonts w:ascii="Wingdings" w:hAnsi="Wingdings" w:hint="default"/>
+        <w:sz w:val="20"/>
+      </w:rPr>
+    </w:lvl>
+    <w:lvl w:ilvl="6" w:tentative="1">
+      <w:start w:val="1"/>
+      <w:numFmt w:val="bullet"/>
+      <w:lvlText w:val=""/>
+      <w:lvlJc w:val="left"/>
+      <w:pPr>
+        <w:tabs>
+          <w:tab w:val="num" w:pos="5040"/>
+        </w:tabs>
+        <w:ind w:left="5040" w:hanging="360"/>
+      </w:pPr>
+      <w:rPr>
+        <w:rFonts w:ascii="Wingdings" w:hAnsi="Wingdings" w:hint="default"/>
+        <w:sz w:val="20"/>
+      </w:rPr>
+    </w:lvl>
+    <w:lvl w:ilvl="7" w:tentative="1">
+      <w:start w:val="1"/>
+      <w:numFmt w:val="bullet"/>
+      <w:lvlText w:val=""/>
+      <w:lvlJc w:val="left"/>
+      <w:pPr>
+        <w:tabs>
+          <w:tab w:val="num" w:pos="5760"/>
+        </w:tabs>
+        <w:ind w:left="5760" w:hanging="360"/>
+      </w:pPr>
+      <w:rPr>
+        <w:rFonts w:ascii="Wingdings" w:hAnsi="Wingdings" w:hint="default"/>
+        <w:sz w:val="20"/>
+      </w:rPr>
+    </w:lvl>
+    <w:lvl w:ilvl="8" w:tentative="1">
+      <w:start w:val="1"/>
+      <w:numFmt w:val="bullet"/>
+      <w:lvlText w:val=""/>
+      <w:lvlJc w:val="left"/>
+      <w:pPr>
+        <w:tabs>
+          <w:tab w:val="num" w:pos="6480"/>
+        </w:tabs>
+        <w:ind w:left="6480" w:hanging="360"/>
+      </w:pPr>
+      <w:rPr>
+        <w:rFonts w:ascii="Wingdings" w:hAnsi="Wingdings" w:hint="default"/>
+        <w:sz w:val="20"/>
+      </w:rPr>
+    </w:lvl>
+  </w:abstractNum>
+  <w:abstractNum w:abstractNumId="4" w15:restartNumberingAfterBreak="0">
     <w:nsid w:val="2C49208E"/>
     <w:multiLevelType w:val="multilevel"/>
     <w:tmpl w:val="22DCDCE2"/>
@@ -3709,7 +4155,7 @@
       </w:rPr>
     </w:lvl>
   </w:abstractNum>
-  <w:abstractNum w:abstractNumId="4" w15:restartNumberingAfterBreak="0">
+  <w:abstractNum w:abstractNumId="5" w15:restartNumberingAfterBreak="0">
     <w:nsid w:val="3AEE6C8F"/>
     <w:multiLevelType w:val="multilevel"/>
     <w:tmpl w:val="F3349184"/>
@@ -3858,7 +4304,7 @@
       </w:rPr>
     </w:lvl>
   </w:abstractNum>
-  <w:abstractNum w:abstractNumId="5" w15:restartNumberingAfterBreak="0">
+  <w:abstractNum w:abstractNumId="6" w15:restartNumberingAfterBreak="0">
     <w:nsid w:val="3F9A4758"/>
     <w:multiLevelType w:val="multilevel"/>
     <w:tmpl w:val="9CA02232"/>
@@ -4007,7 +4453,305 @@
       </w:rPr>
     </w:lvl>
   </w:abstractNum>
-  <w:abstractNum w:abstractNumId="6" w15:restartNumberingAfterBreak="0">
+  <w:abstractNum w:abstractNumId="7" w15:restartNumberingAfterBreak="0">
+    <w:nsid w:val="45E80CED"/>
+    <w:multiLevelType w:val="multilevel"/>
+    <w:tmpl w:val="2DA0DC44"/>
+    <w:lvl w:ilvl="0">
+      <w:start w:val="1"/>
+      <w:numFmt w:val="bullet"/>
+      <w:lvlText w:val=""/>
+      <w:lvlJc w:val="left"/>
+      <w:pPr>
+        <w:tabs>
+          <w:tab w:val="num" w:pos="720"/>
+        </w:tabs>
+        <w:ind w:left="720" w:hanging="360"/>
+      </w:pPr>
+      <w:rPr>
+        <w:rFonts w:ascii="Symbol" w:hAnsi="Symbol" w:hint="default"/>
+        <w:sz w:val="20"/>
+      </w:rPr>
+    </w:lvl>
+    <w:lvl w:ilvl="1" w:tentative="1">
+      <w:start w:val="1"/>
+      <w:numFmt w:val="bullet"/>
+      <w:lvlText w:val="o"/>
+      <w:lvlJc w:val="left"/>
+      <w:pPr>
+        <w:tabs>
+          <w:tab w:val="num" w:pos="1440"/>
+        </w:tabs>
+        <w:ind w:left="1440" w:hanging="360"/>
+      </w:pPr>
+      <w:rPr>
+        <w:rFonts w:ascii="Courier New" w:hAnsi="Courier New" w:hint="default"/>
+        <w:sz w:val="20"/>
+      </w:rPr>
+    </w:lvl>
+    <w:lvl w:ilvl="2" w:tentative="1">
+      <w:start w:val="1"/>
+      <w:numFmt w:val="bullet"/>
+      <w:lvlText w:val=""/>
+      <w:lvlJc w:val="left"/>
+      <w:pPr>
+        <w:tabs>
+          <w:tab w:val="num" w:pos="2160"/>
+        </w:tabs>
+        <w:ind w:left="2160" w:hanging="360"/>
+      </w:pPr>
+      <w:rPr>
+        <w:rFonts w:ascii="Wingdings" w:hAnsi="Wingdings" w:hint="default"/>
+        <w:sz w:val="20"/>
+      </w:rPr>
+    </w:lvl>
+    <w:lvl w:ilvl="3" w:tentative="1">
+      <w:start w:val="1"/>
+      <w:numFmt w:val="bullet"/>
+      <w:lvlText w:val=""/>
+      <w:lvlJc w:val="left"/>
+      <w:pPr>
+        <w:tabs>
+          <w:tab w:val="num" w:pos="2880"/>
+        </w:tabs>
+        <w:ind w:left="2880" w:hanging="360"/>
+      </w:pPr>
+      <w:rPr>
+        <w:rFonts w:ascii="Wingdings" w:hAnsi="Wingdings" w:hint="default"/>
+        <w:sz w:val="20"/>
+      </w:rPr>
+    </w:lvl>
+    <w:lvl w:ilvl="4" w:tentative="1">
+      <w:start w:val="1"/>
+      <w:numFmt w:val="bullet"/>
+      <w:lvlText w:val=""/>
+      <w:lvlJc w:val="left"/>
+      <w:pPr>
+        <w:tabs>
+          <w:tab w:val="num" w:pos="3600"/>
+        </w:tabs>
+        <w:ind w:left="3600" w:hanging="360"/>
+      </w:pPr>
+      <w:rPr>
+        <w:rFonts w:ascii="Wingdings" w:hAnsi="Wingdings" w:hint="default"/>
+        <w:sz w:val="20"/>
+      </w:rPr>
+    </w:lvl>
+    <w:lvl w:ilvl="5" w:tentative="1">
+      <w:start w:val="1"/>
+      <w:numFmt w:val="bullet"/>
+      <w:lvlText w:val=""/>
+      <w:lvlJc w:val="left"/>
+      <w:pPr>
+        <w:tabs>
+          <w:tab w:val="num" w:pos="4320"/>
+        </w:tabs>
+        <w:ind w:left="4320" w:hanging="360"/>
+      </w:pPr>
+      <w:rPr>
+        <w:rFonts w:ascii="Wingdings" w:hAnsi="Wingdings" w:hint="default"/>
+        <w:sz w:val="20"/>
+      </w:rPr>
+    </w:lvl>
+    <w:lvl w:ilvl="6" w:tentative="1">
+      <w:start w:val="1"/>
+      <w:numFmt w:val="bullet"/>
+      <w:lvlText w:val=""/>
+      <w:lvlJc w:val="left"/>
+      <w:pPr>
+        <w:tabs>
+          <w:tab w:val="num" w:pos="5040"/>
+        </w:tabs>
+        <w:ind w:left="5040" w:hanging="360"/>
+      </w:pPr>
+      <w:rPr>
+        <w:rFonts w:ascii="Wingdings" w:hAnsi="Wingdings" w:hint="default"/>
+        <w:sz w:val="20"/>
+      </w:rPr>
+    </w:lvl>
+    <w:lvl w:ilvl="7" w:tentative="1">
+      <w:start w:val="1"/>
+      <w:numFmt w:val="bullet"/>
+      <w:lvlText w:val=""/>
+      <w:lvlJc w:val="left"/>
+      <w:pPr>
+        <w:tabs>
+          <w:tab w:val="num" w:pos="5760"/>
+        </w:tabs>
+        <w:ind w:left="5760" w:hanging="360"/>
+      </w:pPr>
+      <w:rPr>
+        <w:rFonts w:ascii="Wingdings" w:hAnsi="Wingdings" w:hint="default"/>
+        <w:sz w:val="20"/>
+      </w:rPr>
+    </w:lvl>
+    <w:lvl w:ilvl="8" w:tentative="1">
+      <w:start w:val="1"/>
+      <w:numFmt w:val="bullet"/>
+      <w:lvlText w:val=""/>
+      <w:lvlJc w:val="left"/>
+      <w:pPr>
+        <w:tabs>
+          <w:tab w:val="num" w:pos="6480"/>
+        </w:tabs>
+        <w:ind w:left="6480" w:hanging="360"/>
+      </w:pPr>
+      <w:rPr>
+        <w:rFonts w:ascii="Wingdings" w:hAnsi="Wingdings" w:hint="default"/>
+        <w:sz w:val="20"/>
+      </w:rPr>
+    </w:lvl>
+  </w:abstractNum>
+  <w:abstractNum w:abstractNumId="8" w15:restartNumberingAfterBreak="0">
+    <w:nsid w:val="4D852BB0"/>
+    <w:multiLevelType w:val="multilevel"/>
+    <w:tmpl w:val="7F4030E0"/>
+    <w:lvl w:ilvl="0">
+      <w:start w:val="1"/>
+      <w:numFmt w:val="bullet"/>
+      <w:lvlText w:val=""/>
+      <w:lvlJc w:val="left"/>
+      <w:pPr>
+        <w:tabs>
+          <w:tab w:val="num" w:pos="720"/>
+        </w:tabs>
+        <w:ind w:left="720" w:hanging="360"/>
+      </w:pPr>
+      <w:rPr>
+        <w:rFonts w:ascii="Symbol" w:hAnsi="Symbol" w:hint="default"/>
+        <w:sz w:val="20"/>
+      </w:rPr>
+    </w:lvl>
+    <w:lvl w:ilvl="1" w:tentative="1">
+      <w:start w:val="1"/>
+      <w:numFmt w:val="bullet"/>
+      <w:lvlText w:val="o"/>
+      <w:lvlJc w:val="left"/>
+      <w:pPr>
+        <w:tabs>
+          <w:tab w:val="num" w:pos="1440"/>
+        </w:tabs>
+        <w:ind w:left="1440" w:hanging="360"/>
+      </w:pPr>
+      <w:rPr>
+        <w:rFonts w:ascii="Courier New" w:hAnsi="Courier New" w:hint="default"/>
+        <w:sz w:val="20"/>
+      </w:rPr>
+    </w:lvl>
+    <w:lvl w:ilvl="2" w:tentative="1">
+      <w:start w:val="1"/>
+      <w:numFmt w:val="bullet"/>
+      <w:lvlText w:val=""/>
+      <w:lvlJc w:val="left"/>
+      <w:pPr>
+        <w:tabs>
+          <w:tab w:val="num" w:pos="2160"/>
+        </w:tabs>
+        <w:ind w:left="2160" w:hanging="360"/>
+      </w:pPr>
+      <w:rPr>
+        <w:rFonts w:ascii="Wingdings" w:hAnsi="Wingdings" w:hint="default"/>
+        <w:sz w:val="20"/>
+      </w:rPr>
+    </w:lvl>
+    <w:lvl w:ilvl="3" w:tentative="1">
+      <w:start w:val="1"/>
+      <w:numFmt w:val="bullet"/>
+      <w:lvlText w:val=""/>
+      <w:lvlJc w:val="left"/>
+      <w:pPr>
+        <w:tabs>
+          <w:tab w:val="num" w:pos="2880"/>
+        </w:tabs>
+        <w:ind w:left="2880" w:hanging="360"/>
+      </w:pPr>
+      <w:rPr>
+        <w:rFonts w:ascii="Wingdings" w:hAnsi="Wingdings" w:hint="default"/>
+        <w:sz w:val="20"/>
+      </w:rPr>
+    </w:lvl>
+    <w:lvl w:ilvl="4" w:tentative="1">
+      <w:start w:val="1"/>
+      <w:numFmt w:val="bullet"/>
+      <w:lvlText w:val=""/>
+      <w:lvlJc w:val="left"/>
+      <w:pPr>
+        <w:tabs>
+          <w:tab w:val="num" w:pos="3600"/>
+        </w:tabs>
+        <w:ind w:left="3600" w:hanging="360"/>
+      </w:pPr>
+      <w:rPr>
+        <w:rFonts w:ascii="Wingdings" w:hAnsi="Wingdings" w:hint="default"/>
+        <w:sz w:val="20"/>
+      </w:rPr>
+    </w:lvl>
+    <w:lvl w:ilvl="5" w:tentative="1">
+      <w:start w:val="1"/>
+      <w:numFmt w:val="bullet"/>
+      <w:lvlText w:val=""/>
+      <w:lvlJc w:val="left"/>
+      <w:pPr>
+        <w:tabs>
+          <w:tab w:val="num" w:pos="4320"/>
+        </w:tabs>
+        <w:ind w:left="4320" w:hanging="360"/>
+      </w:pPr>
+      <w:rPr>
+        <w:rFonts w:ascii="Wingdings" w:hAnsi="Wingdings" w:hint="default"/>
+        <w:sz w:val="20"/>
+      </w:rPr>
+    </w:lvl>
+    <w:lvl w:ilvl="6" w:tentative="1">
+      <w:start w:val="1"/>
+      <w:numFmt w:val="bullet"/>
+      <w:lvlText w:val=""/>
+      <w:lvlJc w:val="left"/>
+      <w:pPr>
+        <w:tabs>
+          <w:tab w:val="num" w:pos="5040"/>
+        </w:tabs>
+        <w:ind w:left="5040" w:hanging="360"/>
+      </w:pPr>
+      <w:rPr>
+        <w:rFonts w:ascii="Wingdings" w:hAnsi="Wingdings" w:hint="default"/>
+        <w:sz w:val="20"/>
+      </w:rPr>
+    </w:lvl>
+    <w:lvl w:ilvl="7" w:tentative="1">
+      <w:start w:val="1"/>
+      <w:numFmt w:val="bullet"/>
+      <w:lvlText w:val=""/>
+      <w:lvlJc w:val="left"/>
+      <w:pPr>
+        <w:tabs>
+          <w:tab w:val="num" w:pos="5760"/>
+        </w:tabs>
+        <w:ind w:left="5760" w:hanging="360"/>
+      </w:pPr>
+      <w:rPr>
+        <w:rFonts w:ascii="Wingdings" w:hAnsi="Wingdings" w:hint="default"/>
+        <w:sz w:val="20"/>
+      </w:rPr>
+    </w:lvl>
+    <w:lvl w:ilvl="8" w:tentative="1">
+      <w:start w:val="1"/>
+      <w:numFmt w:val="bullet"/>
+      <w:lvlText w:val=""/>
+      <w:lvlJc w:val="left"/>
+      <w:pPr>
+        <w:tabs>
+          <w:tab w:val="num" w:pos="6480"/>
+        </w:tabs>
+        <w:ind w:left="6480" w:hanging="360"/>
+      </w:pPr>
+      <w:rPr>
+        <w:rFonts w:ascii="Wingdings" w:hAnsi="Wingdings" w:hint="default"/>
+        <w:sz w:val="20"/>
+      </w:rPr>
+    </w:lvl>
+  </w:abstractNum>
+  <w:abstractNum w:abstractNumId="9" w15:restartNumberingAfterBreak="0">
     <w:nsid w:val="59345830"/>
     <w:multiLevelType w:val="multilevel"/>
     <w:tmpl w:val="F0B632A6"/>
@@ -4156,7 +4900,7 @@
       </w:rPr>
     </w:lvl>
   </w:abstractNum>
-  <w:abstractNum w:abstractNumId="7" w15:restartNumberingAfterBreak="0">
+  <w:abstractNum w:abstractNumId="10" w15:restartNumberingAfterBreak="0">
     <w:nsid w:val="608E6838"/>
     <w:multiLevelType w:val="multilevel"/>
     <w:tmpl w:val="15581358"/>
@@ -4305,7 +5049,7 @@
       </w:rPr>
     </w:lvl>
   </w:abstractNum>
-  <w:abstractNum w:abstractNumId="8" w15:restartNumberingAfterBreak="0">
+  <w:abstractNum w:abstractNumId="11" w15:restartNumberingAfterBreak="0">
     <w:nsid w:val="64402D6C"/>
     <w:multiLevelType w:val="multilevel"/>
     <w:tmpl w:val="87C2ADF8"/>
@@ -4454,7 +5198,7 @@
       </w:rPr>
     </w:lvl>
   </w:abstractNum>
-  <w:abstractNum w:abstractNumId="9" w15:restartNumberingAfterBreak="0">
+  <w:abstractNum w:abstractNumId="12" w15:restartNumberingAfterBreak="0">
     <w:nsid w:val="71BB626A"/>
     <w:multiLevelType w:val="multilevel"/>
     <w:tmpl w:val="A6A4806A"/>
@@ -4610,27 +5354,36 @@
     <w:abstractNumId w:val="0"/>
   </w:num>
   <w:num w:numId="3" w16cid:durableId="1302467108">
-    <w:abstractNumId w:val="7"/>
+    <w:abstractNumId w:val="10"/>
   </w:num>
   <w:num w:numId="4" w16cid:durableId="715743940">
-    <w:abstractNumId w:val="3"/>
+    <w:abstractNumId w:val="4"/>
   </w:num>
   <w:num w:numId="5" w16cid:durableId="824517082">
-    <w:abstractNumId w:val="5"/>
+    <w:abstractNumId w:val="6"/>
   </w:num>
   <w:num w:numId="6" w16cid:durableId="828591339">
-    <w:abstractNumId w:val="6"/>
+    <w:abstractNumId w:val="9"/>
   </w:num>
   <w:num w:numId="7" w16cid:durableId="443963036">
     <w:abstractNumId w:val="2"/>
   </w:num>
   <w:num w:numId="8" w16cid:durableId="1604798506">
-    <w:abstractNumId w:val="9"/>
+    <w:abstractNumId w:val="12"/>
   </w:num>
   <w:num w:numId="9" w16cid:durableId="63720301">
-    <w:abstractNumId w:val="4"/>
+    <w:abstractNumId w:val="5"/>
   </w:num>
   <w:num w:numId="10" w16cid:durableId="1042557712">
+    <w:abstractNumId w:val="11"/>
+  </w:num>
+  <w:num w:numId="11" w16cid:durableId="1255092841">
+    <w:abstractNumId w:val="7"/>
+  </w:num>
+  <w:num w:numId="12" w16cid:durableId="257759635">
+    <w:abstractNumId w:val="3"/>
+  </w:num>
+  <w:num w:numId="13" w16cid:durableId="672227733">
     <w:abstractNumId w:val="8"/>
   </w:num>
 </w:numbering>

--- a/mock data logic.docx
+++ b/mock data logic.docx
@@ -57,6 +57,7 @@
           <w:numId w:val="1"/>
         </w:numPr>
       </w:pPr>
+      <w:proofErr w:type="spellStart"/>
       <w:r>
         <w:rPr>
           <w:b/>
@@ -64,6 +65,7 @@
         </w:rPr>
         <w:t>PolicyNumber</w:t>
       </w:r>
+      <w:proofErr w:type="spellEnd"/>
       <w:r>
         <w:t>: Unique PK generated as AAA9999999 (letters + digits) to ensure one row per policy in the snapshot table.</w:t>
       </w:r>
@@ -75,6 +77,7 @@
           <w:numId w:val="1"/>
         </w:numPr>
       </w:pPr>
+      <w:proofErr w:type="spellStart"/>
       <w:r>
         <w:rPr>
           <w:b/>
@@ -82,6 +85,7 @@
         </w:rPr>
         <w:t>CarrierCode</w:t>
       </w:r>
+      <w:proofErr w:type="spellEnd"/>
       <w:r>
         <w:t>: 4-letter carrier abbreviations drawn from a realistic list with skewed weights toward large carriers (e.g., TRAV, PRGS, GEIC).</w:t>
       </w:r>
@@ -93,6 +97,7 @@
           <w:numId w:val="1"/>
         </w:numPr>
       </w:pPr>
+      <w:proofErr w:type="spellStart"/>
       <w:r>
         <w:rPr>
           <w:b/>
@@ -100,6 +105,7 @@
         </w:rPr>
         <w:t>AgentCode</w:t>
       </w:r>
+      <w:proofErr w:type="spellEnd"/>
       <w:r>
         <w:t>: Six-digit numeric strings; pool size ~300 and distributed across policies (optionally guaranteed at least once per agent).</w:t>
       </w:r>
@@ -111,6 +117,7 @@
           <w:numId w:val="1"/>
         </w:numPr>
       </w:pPr>
+      <w:proofErr w:type="spellStart"/>
       <w:r>
         <w:rPr>
           <w:b/>
@@ -118,6 +125,7 @@
         </w:rPr>
         <w:t>TransactionType</w:t>
       </w:r>
+      <w:proofErr w:type="spellEnd"/>
       <w:r>
         <w:t>: Current-term transaction driving the snapshot, with realistic mix (Renewal/New majority; Endorse/Cancel/Reinstate/Rewrite rare).</w:t>
       </w:r>
@@ -129,6 +137,7 @@
           <w:numId w:val="1"/>
         </w:numPr>
       </w:pPr>
+      <w:proofErr w:type="spellStart"/>
       <w:r>
         <w:rPr>
           <w:b/>
@@ -136,6 +145,7 @@
         </w:rPr>
         <w:t>PolicyEffectiveDate</w:t>
       </w:r>
+      <w:proofErr w:type="spellEnd"/>
       <w:r>
         <w:t>: Start of the current term; sampled so that a 12-month term stays within the target window.</w:t>
       </w:r>
@@ -147,6 +157,7 @@
           <w:numId w:val="1"/>
         </w:numPr>
       </w:pPr>
+      <w:proofErr w:type="spellStart"/>
       <w:r>
         <w:rPr>
           <w:b/>
@@ -154,8 +165,25 @@
         </w:rPr>
         <w:t>PolicyExpirationDate</w:t>
       </w:r>
-      <w:r>
-        <w:t>: Set to Effective + TermLengthMonths (12); for Cancel, truncated to the CancellationDate (i.e., ends early).</w:t>
+      <w:proofErr w:type="spellEnd"/>
+      <w:r>
+        <w:t xml:space="preserve">: Set to Effective + </w:t>
+      </w:r>
+      <w:proofErr w:type="spellStart"/>
+      <w:r>
+        <w:t>TermLengthMonths</w:t>
+      </w:r>
+      <w:proofErr w:type="spellEnd"/>
+      <w:r>
+        <w:t xml:space="preserve"> (12); for Cancel, truncated to the </w:t>
+      </w:r>
+      <w:proofErr w:type="spellStart"/>
+      <w:r>
+        <w:t>CancellationDate</w:t>
+      </w:r>
+      <w:proofErr w:type="spellEnd"/>
+      <w:r>
+        <w:t xml:space="preserve"> (i.e., ends early).</w:t>
       </w:r>
     </w:p>
     <w:p>
@@ -173,7 +201,23 @@
         <w:t>TransactionEffectiveDate</w:t>
       </w:r>
       <w:r>
-        <w:t>: For New/Renewal/Rewrite equals PolicyEffectiveDate; for Endorse/Reinstate a mid-term date; for Cancel equals the cancel date.</w:t>
+        <w:t xml:space="preserve">: For </w:t>
+      </w:r>
+      <w:proofErr w:type="gramStart"/>
+      <w:r>
+        <w:t>New/Renewal</w:t>
+      </w:r>
+      <w:proofErr w:type="gramEnd"/>
+      <w:r>
+        <w:t xml:space="preserve">/Rewrite equals </w:t>
+      </w:r>
+      <w:proofErr w:type="spellStart"/>
+      <w:r>
+        <w:t>PolicyEffectiveDate</w:t>
+      </w:r>
+      <w:proofErr w:type="spellEnd"/>
+      <w:r>
+        <w:t>; for Endorse/Reinstate a mid-term date; for Cancel equals the cancel date.</w:t>
       </w:r>
     </w:p>
     <w:p>
@@ -183,6 +227,7 @@
           <w:numId w:val="1"/>
         </w:numPr>
       </w:pPr>
+      <w:proofErr w:type="spellStart"/>
       <w:r>
         <w:rPr>
           <w:b/>
@@ -190,6 +235,7 @@
         </w:rPr>
         <w:t>TermLengthMonths</w:t>
       </w:r>
+      <w:proofErr w:type="spellEnd"/>
       <w:r>
         <w:t>: Fixed at 12 to reflect standard annual policies (can vary later if you model 6-month Auto).</w:t>
       </w:r>
@@ -201,6 +247,7 @@
           <w:numId w:val="1"/>
         </w:numPr>
       </w:pPr>
+      <w:proofErr w:type="spellStart"/>
       <w:r>
         <w:rPr>
           <w:b/>
@@ -209,6 +256,7 @@
         <w:lastRenderedPageBreak/>
         <w:t>LineOfBusiness</w:t>
       </w:r>
+      <w:proofErr w:type="spellEnd"/>
       <w:r>
         <w:t>: One of Personal Auto | Homeowners | BOP | WC | Umbrella | Package with realistic weights by market share.</w:t>
       </w:r>
@@ -238,15 +286,46 @@
           <w:numId w:val="1"/>
         </w:numPr>
       </w:pPr>
-      <w:r>
-        <w:rPr>
-          <w:b/>
-          <w:bCs/>
-        </w:rPr>
-        <w:t>InsuredName / InsuredPrimaryEmail</w:t>
-      </w:r>
-      <w:r>
-        <w:t>: Faker-generated full name with a consistent email pattern (first.last@domain).</w:t>
+      <w:proofErr w:type="spellStart"/>
+      <w:r>
+        <w:rPr>
+          <w:b/>
+          <w:bCs/>
+        </w:rPr>
+        <w:t>InsuredName</w:t>
+      </w:r>
+      <w:proofErr w:type="spellEnd"/>
+      <w:r>
+        <w:rPr>
+          <w:b/>
+          <w:bCs/>
+        </w:rPr>
+        <w:t xml:space="preserve"> / </w:t>
+      </w:r>
+      <w:proofErr w:type="spellStart"/>
+      <w:r>
+        <w:rPr>
+          <w:b/>
+          <w:bCs/>
+        </w:rPr>
+        <w:t>InsuredPrimaryEmail</w:t>
+      </w:r>
+      <w:proofErr w:type="spellEnd"/>
+      <w:r>
+        <w:t>: Faker-generated full name with a consistent email pattern (</w:t>
+      </w:r>
+      <w:proofErr w:type="spellStart"/>
+      <w:proofErr w:type="gramStart"/>
+      <w:r>
+        <w:t>first.last</w:t>
+      </w:r>
+      <w:proofErr w:type="gramEnd"/>
+      <w:r>
+        <w:t>@domain</w:t>
+      </w:r>
+      <w:proofErr w:type="spellEnd"/>
+      <w:r>
+        <w:t>).</w:t>
       </w:r>
     </w:p>
     <w:p>
@@ -256,12 +335,21 @@
           <w:numId w:val="1"/>
         </w:numPr>
       </w:pPr>
-      <w:r>
-        <w:rPr>
-          <w:b/>
-          <w:bCs/>
-        </w:rPr>
-        <w:t>RiskLocationAddress / State</w:t>
+      <w:proofErr w:type="spellStart"/>
+      <w:r>
+        <w:rPr>
+          <w:b/>
+          <w:bCs/>
+        </w:rPr>
+        <w:t>RiskLocationAddress</w:t>
+      </w:r>
+      <w:proofErr w:type="spellEnd"/>
+      <w:r>
+        <w:rPr>
+          <w:b/>
+          <w:bCs/>
+        </w:rPr>
+        <w:t xml:space="preserve"> / State</w:t>
       </w:r>
       <w:r>
         <w:t>: US street address and two-letter state for the rated risk location; drives property/auto rating context.</w:t>
@@ -274,6 +362,7 @@
           <w:numId w:val="1"/>
         </w:numPr>
       </w:pPr>
+      <w:proofErr w:type="spellStart"/>
       <w:r>
         <w:rPr>
           <w:b/>
@@ -281,8 +370,17 @@
         </w:rPr>
         <w:t>InsuredMailingAddress</w:t>
       </w:r>
-      <w:r>
-        <w:t>: Same as risk address ~80% of the time; otherwise a different, plausible address (reflecting PO Box/office scenarios).</w:t>
+      <w:proofErr w:type="spellEnd"/>
+      <w:r>
+        <w:t xml:space="preserve">: Same as risk address ~80% of the time; </w:t>
+      </w:r>
+      <w:proofErr w:type="gramStart"/>
+      <w:r>
+        <w:t>otherwise</w:t>
+      </w:r>
+      <w:proofErr w:type="gramEnd"/>
+      <w:r>
+        <w:t xml:space="preserve"> a different, plausible address (reflecting PO Box/office scenarios).</w:t>
       </w:r>
     </w:p>
     <w:p>
@@ -292,6 +390,7 @@
           <w:numId w:val="1"/>
         </w:numPr>
       </w:pPr>
+      <w:proofErr w:type="spellStart"/>
       <w:r>
         <w:rPr>
           <w:b/>
@@ -299,6 +398,7 @@
         </w:rPr>
         <w:t>RatedDriverCount</w:t>
       </w:r>
+      <w:proofErr w:type="spellEnd"/>
       <w:r>
         <w:t>: Populated only for Personal Auto (typical 1–4, centered around 2); blank/NA for other LOBs.</w:t>
       </w:r>
@@ -310,6 +410,7 @@
           <w:numId w:val="1"/>
         </w:numPr>
       </w:pPr>
+      <w:proofErr w:type="spellStart"/>
       <w:r>
         <w:rPr>
           <w:b/>
@@ -317,6 +418,7 @@
         </w:rPr>
         <w:t>VehicleCount</w:t>
       </w:r>
+      <w:proofErr w:type="spellEnd"/>
       <w:r>
         <w:t>: Populated only for Personal Auto (typical 1–3, centered around 2); blank/NA for other LOBs.</w:t>
       </w:r>
@@ -328,6 +430,7 @@
           <w:numId w:val="1"/>
         </w:numPr>
       </w:pPr>
+      <w:proofErr w:type="spellStart"/>
       <w:r>
         <w:rPr>
           <w:b/>
@@ -335,6 +438,7 @@
         </w:rPr>
         <w:t>DwellingYearBuilt</w:t>
       </w:r>
+      <w:proofErr w:type="spellEnd"/>
       <w:r>
         <w:t>: Populated only for Homeowners using a realistic distribution skewed to 1990–2015; blank/NA for other LOBs.</w:t>
       </w:r>
@@ -346,6 +450,7 @@
           <w:numId w:val="1"/>
         </w:numPr>
       </w:pPr>
+      <w:proofErr w:type="spellStart"/>
       <w:r>
         <w:rPr>
           <w:b/>
@@ -353,6 +458,7 @@
         </w:rPr>
         <w:t>ConstructionType</w:t>
       </w:r>
+      <w:proofErr w:type="spellEnd"/>
       <w:r>
         <w:t>: Populated for Homeowners/BOP/Package (Frame, Masonry, etc.) using realistic mix; blank/NA for WC/Umbrella.</w:t>
       </w:r>
@@ -364,6 +470,7 @@
           <w:numId w:val="1"/>
         </w:numPr>
       </w:pPr>
+      <w:proofErr w:type="spellStart"/>
       <w:r>
         <w:rPr>
           <w:b/>
@@ -371,6 +478,7 @@
         </w:rPr>
         <w:t>ProtectionClass</w:t>
       </w:r>
+      <w:proofErr w:type="spellEnd"/>
       <w:r>
         <w:t>: ISO PPC score 1–10 (lower is better), centered around 5–7; only for Homeowners/BOP/Package.</w:t>
       </w:r>
@@ -382,6 +490,7 @@
           <w:numId w:val="1"/>
         </w:numPr>
       </w:pPr>
+      <w:proofErr w:type="spellStart"/>
       <w:r>
         <w:rPr>
           <w:b/>
@@ -389,6 +498,7 @@
         </w:rPr>
         <w:t>Limit_BI</w:t>
       </w:r>
+      <w:proofErr w:type="spellEnd"/>
       <w:r>
         <w:t>: For Personal Auto only; split BI limits chosen from common combos (25/50, 50/100, 100/300, 250/500, 500/500) with 100/300 most common.</w:t>
       </w:r>
@@ -400,6 +510,7 @@
           <w:numId w:val="1"/>
         </w:numPr>
       </w:pPr>
+      <w:proofErr w:type="spellStart"/>
       <w:r>
         <w:rPr>
           <w:b/>
@@ -407,6 +518,7 @@
         </w:rPr>
         <w:t>Limit_PD</w:t>
       </w:r>
+      <w:proofErr w:type="spellEnd"/>
       <w:r>
         <w:t>: For Personal Auto only; chosen from typical PD limits (25k–500k) with 100k most common.</w:t>
       </w:r>
@@ -418,13 +530,31 @@
           <w:numId w:val="1"/>
         </w:numPr>
       </w:pPr>
-      <w:r>
-        <w:rPr>
-          <w:b/>
-          <w:bCs/>
-        </w:rPr>
-        <w:t>Deductible_Collision / Deductible_Comprehensive</w:t>
-      </w:r>
+      <w:proofErr w:type="spellStart"/>
+      <w:r>
+        <w:rPr>
+          <w:b/>
+          <w:bCs/>
+        </w:rPr>
+        <w:t>Deductible_Collision</w:t>
+      </w:r>
+      <w:proofErr w:type="spellEnd"/>
+      <w:r>
+        <w:rPr>
+          <w:b/>
+          <w:bCs/>
+        </w:rPr>
+        <w:t xml:space="preserve"> / </w:t>
+      </w:r>
+      <w:proofErr w:type="spellStart"/>
+      <w:r>
+        <w:rPr>
+          <w:b/>
+          <w:bCs/>
+        </w:rPr>
+        <w:t>Deductible_Comprehensive</w:t>
+      </w:r>
+      <w:proofErr w:type="spellEnd"/>
       <w:r>
         <w:t>: For Personal Auto only; drawn from {250, 500, 1000, 2500} with 500/1000 most common.</w:t>
       </w:r>
@@ -447,16 +577,34 @@
         </w:rPr>
         <w:t xml:space="preserve"> </w:t>
       </w:r>
+      <w:proofErr w:type="spellStart"/>
       <w:r>
         <w:t>TermPremium</w:t>
       </w:r>
+      <w:proofErr w:type="spellEnd"/>
       <w:r>
         <w:rPr>
           <w:b/>
           <w:bCs/>
         </w:rPr>
         <w:br/>
-        <w:t>The full price for the current policy term (usually 12 months), after all changes; i.e., the “sticker price” for the entire term.</w:t>
+        <w:t xml:space="preserve">The full price for the current policy term (usually 12 months), after all </w:t>
+      </w:r>
+      <w:proofErr w:type="gramStart"/>
+      <w:r>
+        <w:rPr>
+          <w:b/>
+          <w:bCs/>
+        </w:rPr>
+        <w:t>changes;</w:t>
+      </w:r>
+      <w:proofErr w:type="gramEnd"/>
+      <w:r>
+        <w:rPr>
+          <w:b/>
+          <w:bCs/>
+        </w:rPr>
+        <w:t xml:space="preserve"> i.e., the “sticker price” for the entire term.</w:t>
       </w:r>
     </w:p>
     <w:p>
@@ -470,16 +618,34 @@
           <w:bCs/>
         </w:rPr>
       </w:pPr>
+      <w:proofErr w:type="spellStart"/>
       <w:r>
         <w:t>WrittenPremium</w:t>
       </w:r>
+      <w:proofErr w:type="spellEnd"/>
       <w:r>
         <w:rPr>
           <w:b/>
           <w:bCs/>
         </w:rPr>
         <w:br/>
-        <w:t>Transaction-basis amount for the current row’s TransactionType:</w:t>
+        <w:t xml:space="preserve">Transaction-basis amount for the current row’s </w:t>
+      </w:r>
+      <w:proofErr w:type="spellStart"/>
+      <w:r>
+        <w:rPr>
+          <w:b/>
+          <w:bCs/>
+        </w:rPr>
+        <w:t>TransactionType</w:t>
+      </w:r>
+      <w:proofErr w:type="spellEnd"/>
+      <w:r>
+        <w:rPr>
+          <w:b/>
+          <w:bCs/>
+        </w:rPr>
+        <w:t>:</w:t>
       </w:r>
       <w:r>
         <w:rPr>
@@ -489,8 +655,13 @@
         <w:br/>
       </w:r>
       <w:r>
-        <w:t>New/Renewal/Rewrite = TermPremium</w:t>
-      </w:r>
+        <w:t xml:space="preserve">New/Renewal/Rewrite = </w:t>
+      </w:r>
+      <w:proofErr w:type="spellStart"/>
+      <w:r>
+        <w:t>TermPremium</w:t>
+      </w:r>
+      <w:proofErr w:type="spellEnd"/>
       <w:r>
         <w:rPr>
           <w:b/>
@@ -540,9 +711,11 @@
           <w:bCs/>
         </w:rPr>
       </w:pPr>
+      <w:proofErr w:type="spellStart"/>
       <w:r>
         <w:t>EarnedPremium</w:t>
       </w:r>
+      <w:proofErr w:type="spellEnd"/>
       <w:r>
         <w:rPr>
           <w:b/>
@@ -551,9 +724,11 @@
         <w:br/>
         <w:t xml:space="preserve">Portion of the </w:t>
       </w:r>
+      <w:proofErr w:type="spellStart"/>
       <w:r>
         <w:t>TermPremium</w:t>
       </w:r>
+      <w:proofErr w:type="spellEnd"/>
       <w:r>
         <w:rPr>
           <w:b/>
@@ -580,7 +755,39 @@
           <w:b/>
           <w:bCs/>
         </w:rPr>
-        <w:t xml:space="preserve"> date (capped between PolicyEffectiveDate and PolicyExpirationDate); cancels stop earning on the cancel (expiration) date.</w:t>
+        <w:t xml:space="preserve"> date (capped between </w:t>
+      </w:r>
+      <w:proofErr w:type="spellStart"/>
+      <w:r>
+        <w:rPr>
+          <w:b/>
+          <w:bCs/>
+        </w:rPr>
+        <w:t>PolicyEffectiveDate</w:t>
+      </w:r>
+      <w:proofErr w:type="spellEnd"/>
+      <w:r>
+        <w:rPr>
+          <w:b/>
+          <w:bCs/>
+        </w:rPr>
+        <w:t xml:space="preserve"> and </w:t>
+      </w:r>
+      <w:proofErr w:type="spellStart"/>
+      <w:r>
+        <w:rPr>
+          <w:b/>
+          <w:bCs/>
+        </w:rPr>
+        <w:t>PolicyExpirationDate</w:t>
+      </w:r>
+      <w:proofErr w:type="spellEnd"/>
+      <w:r>
+        <w:rPr>
+          <w:b/>
+          <w:bCs/>
+        </w:rPr>
+        <w:t>); cancels stop earning on the cancel (expiration) date.</w:t>
       </w:r>
     </w:p>
     <w:p>
@@ -594,9 +801,11 @@
           <w:bCs/>
         </w:rPr>
       </w:pPr>
+      <w:proofErr w:type="spellStart"/>
       <w:r>
         <w:t>UnearnedPremium</w:t>
       </w:r>
+      <w:proofErr w:type="spellEnd"/>
       <w:r>
         <w:rPr>
           <w:b/>
@@ -605,9 +814,11 @@
         <w:br/>
         <w:t xml:space="preserve">The remaining part of the </w:t>
       </w:r>
+      <w:proofErr w:type="spellStart"/>
       <w:r>
         <w:t>TermPremium</w:t>
       </w:r>
+      <w:proofErr w:type="spellEnd"/>
       <w:r>
         <w:rPr>
           <w:b/>
@@ -631,7 +842,54 @@
           <w:bCs/>
         </w:rPr>
         <w:br/>
-        <w:t>UnearnedPremium = TermPremium − EarnedPremium.</w:t>
+      </w:r>
+      <w:proofErr w:type="spellStart"/>
+      <w:r>
+        <w:rPr>
+          <w:b/>
+          <w:bCs/>
+        </w:rPr>
+        <w:t>UnearnedPremium</w:t>
+      </w:r>
+      <w:proofErr w:type="spellEnd"/>
+      <w:r>
+        <w:rPr>
+          <w:b/>
+          <w:bCs/>
+        </w:rPr>
+        <w:t xml:space="preserve"> = </w:t>
+      </w:r>
+      <w:proofErr w:type="spellStart"/>
+      <w:r>
+        <w:rPr>
+          <w:b/>
+          <w:bCs/>
+        </w:rPr>
+        <w:t>TermPremium</w:t>
+      </w:r>
+      <w:proofErr w:type="spellEnd"/>
+      <w:r>
+        <w:rPr>
+          <w:b/>
+          <w:bCs/>
+        </w:rPr>
+        <w:t xml:space="preserve"> − </w:t>
+      </w:r>
+      <w:proofErr w:type="spellStart"/>
+      <w:r>
+        <w:rPr>
+          <w:b/>
+          <w:bCs/>
+        </w:rPr>
+        <w:t>EarnedPremium</w:t>
+      </w:r>
+      <w:proofErr w:type="spellEnd"/>
+      <w:r>
+        <w:rPr>
+          <w:b/>
+          <w:bCs/>
+        </w:rPr>
+        <w:t>.</w:t>
       </w:r>
     </w:p>
     <w:p>
@@ -641,6 +899,8 @@
           <w:numId w:val="1"/>
         </w:numPr>
       </w:pPr>
+      <w:proofErr w:type="spellStart"/>
+      <w:proofErr w:type="gramStart"/>
       <w:r>
         <w:rPr>
           <w:b/>
@@ -648,6 +908,8 @@
         </w:rPr>
         <w:t>BillingPlan</w:t>
       </w:r>
+      <w:proofErr w:type="spellEnd"/>
+      <w:proofErr w:type="gramEnd"/>
       <w:r>
         <w:t>: Direct Bill (~70%) vs Agency Bill (~30%) to reflect common billing arrangements.</w:t>
       </w:r>
@@ -659,6 +921,7 @@
           <w:numId w:val="1"/>
         </w:numPr>
       </w:pPr>
+      <w:proofErr w:type="spellStart"/>
       <w:r>
         <w:rPr>
           <w:b/>
@@ -666,8 +929,25 @@
         </w:rPr>
         <w:t>CancellationDate</w:t>
       </w:r>
-      <w:r>
-        <w:t>: Set only when TransactionType=Cancel (equals TransactionEffectiveDate) and forces PolicyExpirationDate to that date.</w:t>
+      <w:proofErr w:type="spellEnd"/>
+      <w:r>
+        <w:t xml:space="preserve">: Set only when </w:t>
+      </w:r>
+      <w:proofErr w:type="spellStart"/>
+      <w:r>
+        <w:t>TransactionType</w:t>
+      </w:r>
+      <w:proofErr w:type="spellEnd"/>
+      <w:r>
+        <w:t xml:space="preserve">=Cancel (equals TransactionEffectiveDate) and forces </w:t>
+      </w:r>
+      <w:proofErr w:type="spellStart"/>
+      <w:r>
+        <w:t>PolicyExpirationDate</w:t>
+      </w:r>
+      <w:proofErr w:type="spellEnd"/>
+      <w:r>
+        <w:t xml:space="preserve"> to that date.</w:t>
       </w:r>
     </w:p>
     <w:p>
@@ -677,6 +957,7 @@
           <w:numId w:val="1"/>
         </w:numPr>
       </w:pPr>
+      <w:proofErr w:type="spellStart"/>
       <w:r>
         <w:rPr>
           <w:b/>
@@ -684,8 +965,17 @@
         </w:rPr>
         <w:t>ReinstatementDate</w:t>
       </w:r>
-      <w:r>
-        <w:t>: Set only when TransactionType=Reinstate (equals TransactionEffectiveDate) within the same term.</w:t>
+      <w:proofErr w:type="spellEnd"/>
+      <w:r>
+        <w:t xml:space="preserve">: Set only when </w:t>
+      </w:r>
+      <w:proofErr w:type="spellStart"/>
+      <w:r>
+        <w:t>TransactionType</w:t>
+      </w:r>
+      <w:proofErr w:type="spellEnd"/>
+      <w:r>
+        <w:t>=Reinstate (equals TransactionEffectiveDate) within the same term.</w:t>
       </w:r>
     </w:p>
     <w:p>
@@ -695,6 +985,7 @@
           <w:numId w:val="1"/>
         </w:numPr>
       </w:pPr>
+      <w:proofErr w:type="spellStart"/>
       <w:r>
         <w:rPr>
           <w:b/>
@@ -702,8 +993,17 @@
         </w:rPr>
         <w:t>RewriteIndicator</w:t>
       </w:r>
-      <w:r>
-        <w:t>: True only when TransactionType=Rewrite.</w:t>
+      <w:proofErr w:type="spellEnd"/>
+      <w:r>
+        <w:t xml:space="preserve">: True only when </w:t>
+      </w:r>
+      <w:proofErr w:type="spellStart"/>
+      <w:r>
+        <w:t>TransactionType</w:t>
+      </w:r>
+      <w:proofErr w:type="spellEnd"/>
+      <w:r>
+        <w:t>=Rewrite.</w:t>
       </w:r>
     </w:p>
     <w:p>
@@ -713,6 +1013,7 @@
           <w:numId w:val="1"/>
         </w:numPr>
       </w:pPr>
+      <w:proofErr w:type="spellStart"/>
       <w:r>
         <w:rPr>
           <w:b/>
@@ -720,8 +1021,17 @@
         </w:rPr>
         <w:t>eDocIndicator</w:t>
       </w:r>
-      <w:r>
-        <w:t>: True/False via probabilistic adoption by LOB, nudged by BillingPlan (Direct Bill slightly higher e-doc uptake).</w:t>
+      <w:proofErr w:type="spellEnd"/>
+      <w:r>
+        <w:t xml:space="preserve">: True/False via probabilistic adoption by LOB, nudged by </w:t>
+      </w:r>
+      <w:proofErr w:type="spellStart"/>
+      <w:r>
+        <w:t>BillingPlan</w:t>
+      </w:r>
+      <w:proofErr w:type="spellEnd"/>
+      <w:r>
+        <w:t xml:space="preserve"> (Direct Bill slightly higher e-doc uptake).</w:t>
       </w:r>
     </w:p>
     <w:p/>
@@ -737,13 +1047,31 @@
           <w:numId w:val="2"/>
         </w:numPr>
       </w:pPr>
-      <w:r>
-        <w:rPr>
-          <w:b/>
-          <w:bCs/>
-        </w:rPr>
-        <w:t>CarrierCode / AgentCode</w:t>
-      </w:r>
+      <w:proofErr w:type="spellStart"/>
+      <w:r>
+        <w:rPr>
+          <w:b/>
+          <w:bCs/>
+        </w:rPr>
+        <w:t>CarrierCode</w:t>
+      </w:r>
+      <w:proofErr w:type="spellEnd"/>
+      <w:r>
+        <w:rPr>
+          <w:b/>
+          <w:bCs/>
+        </w:rPr>
+        <w:t xml:space="preserve"> / </w:t>
+      </w:r>
+      <w:proofErr w:type="spellStart"/>
+      <w:r>
+        <w:rPr>
+          <w:b/>
+          <w:bCs/>
+        </w:rPr>
+        <w:t>AgentCode</w:t>
+      </w:r>
+      <w:proofErr w:type="spellEnd"/>
       <w:r>
         <w:t>: Carried over from policy to align the commission line with the producing carrier/agency.</w:t>
       </w:r>
@@ -755,6 +1083,7 @@
           <w:numId w:val="2"/>
         </w:numPr>
       </w:pPr>
+      <w:proofErr w:type="spellStart"/>
       <w:r>
         <w:rPr>
           <w:b/>
@@ -762,6 +1091,7 @@
         </w:rPr>
         <w:t>StatementDate</w:t>
       </w:r>
+      <w:proofErr w:type="spellEnd"/>
       <w:r>
         <w:t>: Month-end of the transaction (or effective) date to mimic carrier statement cycles.</w:t>
       </w:r>
@@ -773,6 +1103,7 @@
           <w:numId w:val="2"/>
         </w:numPr>
       </w:pPr>
+      <w:proofErr w:type="spellStart"/>
       <w:r>
         <w:rPr>
           <w:b/>
@@ -780,6 +1111,7 @@
         </w:rPr>
         <w:t>PolicyNumber</w:t>
       </w:r>
+      <w:proofErr w:type="spellEnd"/>
       <w:r>
         <w:t>: FK join to Policy; enables 1-to-many (multiple commission lines per policy over time).</w:t>
       </w:r>
@@ -791,6 +1123,7 @@
           <w:numId w:val="2"/>
         </w:numPr>
       </w:pPr>
+      <w:proofErr w:type="spellStart"/>
       <w:r>
         <w:rPr>
           <w:b/>
@@ -798,8 +1131,17 @@
         </w:rPr>
         <w:t>TransactionType</w:t>
       </w:r>
-      <w:r>
-        <w:t>: Mirrors the policy transaction that generated the commission (New, Renewal, Endorsement, Cancel, Audit, ReturnPremium, etc.).</w:t>
+      <w:proofErr w:type="spellEnd"/>
+      <w:r>
+        <w:t xml:space="preserve">: Mirrors the policy transaction that generated the commission (New, Renewal, Endorsement, Cancel, Audit, </w:t>
+      </w:r>
+      <w:proofErr w:type="spellStart"/>
+      <w:r>
+        <w:t>ReturnPremium</w:t>
+      </w:r>
+      <w:proofErr w:type="spellEnd"/>
+      <w:r>
+        <w:t>, etc.).</w:t>
       </w:r>
     </w:p>
     <w:p>
@@ -809,6 +1151,7 @@
           <w:numId w:val="2"/>
         </w:numPr>
       </w:pPr>
+      <w:proofErr w:type="spellStart"/>
       <w:r>
         <w:rPr>
           <w:b/>
@@ -816,6 +1159,7 @@
         </w:rPr>
         <w:t>WrittenPremium</w:t>
       </w:r>
+      <w:proofErr w:type="spellEnd"/>
       <w:r>
         <w:t>: Basis for commission—full term for New/Renewal/Rewrite; delta only for Endorsement; negative unearned for Cancel (return premium); zero for Reinstate; optional ± audit delta for WC/BOP/Package.</w:t>
       </w:r>
@@ -827,6 +1171,7 @@
           <w:numId w:val="2"/>
         </w:numPr>
       </w:pPr>
+      <w:proofErr w:type="spellStart"/>
       <w:r>
         <w:rPr>
           <w:b/>
@@ -834,6 +1179,7 @@
         </w:rPr>
         <w:t>CommissionPercent</w:t>
       </w:r>
+      <w:proofErr w:type="spellEnd"/>
       <w:r>
         <w:t>: LOB-based street commission drawn from realistic bands (e.g., PA ~10–14%, HO ~8–18%, BOP/Package ~8–20%, WC ~5–15%).</w:t>
       </w:r>
@@ -845,6 +1191,7 @@
           <w:numId w:val="2"/>
         </w:numPr>
       </w:pPr>
+      <w:proofErr w:type="spellStart"/>
       <w:r>
         <w:rPr>
           <w:b/>
@@ -852,8 +1199,25 @@
         </w:rPr>
         <w:t>CommissionAmount</w:t>
       </w:r>
-      <w:r>
-        <w:t>: Calculated as WrittenPremium × CommissionPercent (rounded to cents); negative when basis is negative.</w:t>
+      <w:proofErr w:type="spellEnd"/>
+      <w:r>
+        <w:t xml:space="preserve">: Calculated as </w:t>
+      </w:r>
+      <w:proofErr w:type="spellStart"/>
+      <w:r>
+        <w:t>WrittenPremium</w:t>
+      </w:r>
+      <w:proofErr w:type="spellEnd"/>
+      <w:r>
+        <w:t xml:space="preserve"> × </w:t>
+      </w:r>
+      <w:proofErr w:type="spellStart"/>
+      <w:r>
+        <w:t>CommissionPercent</w:t>
+      </w:r>
+      <w:proofErr w:type="spellEnd"/>
+      <w:r>
+        <w:t xml:space="preserve"> (rounded to cents); negative when basis is negative.</w:t>
       </w:r>
     </w:p>
     <w:p>
@@ -863,6 +1227,7 @@
           <w:numId w:val="2"/>
         </w:numPr>
       </w:pPr>
+      <w:proofErr w:type="spellStart"/>
       <w:r>
         <w:rPr>
           <w:b/>
@@ -870,8 +1235,17 @@
         </w:rPr>
         <w:t>DueDate</w:t>
       </w:r>
-      <w:r>
-        <w:t>: Set ~15 days after StatementDate to mimic typical carrier remittance timing.</w:t>
+      <w:proofErr w:type="spellEnd"/>
+      <w:r>
+        <w:t xml:space="preserve">: Set ~15 days after </w:t>
+      </w:r>
+      <w:proofErr w:type="spellStart"/>
+      <w:r>
+        <w:t>StatementDate</w:t>
+      </w:r>
+      <w:proofErr w:type="spellEnd"/>
+      <w:r>
+        <w:t xml:space="preserve"> to mimic typical carrier remittance timing.</w:t>
       </w:r>
     </w:p>
     <w:p>
@@ -881,6 +1255,7 @@
           <w:numId w:val="2"/>
         </w:numPr>
       </w:pPr>
+      <w:proofErr w:type="spellStart"/>
       <w:r>
         <w:rPr>
           <w:b/>
@@ -888,8 +1263,17 @@
         </w:rPr>
         <w:t>ReversalIndicator</w:t>
       </w:r>
-      <w:r>
-        <w:t>: True when CommissionAmount is negative (chargeback/reversal due to cancel, negative endorsement, or adverse audit).</w:t>
+      <w:proofErr w:type="spellEnd"/>
+      <w:r>
+        <w:t xml:space="preserve">: True when </w:t>
+      </w:r>
+      <w:proofErr w:type="spellStart"/>
+      <w:r>
+        <w:t>CommissionAmount</w:t>
+      </w:r>
+      <w:proofErr w:type="spellEnd"/>
+      <w:r>
+        <w:t xml:space="preserve"> is negative (chargeback/reversal due to cancel, negative endorsement, or adverse audit).</w:t>
       </w:r>
     </w:p>
     <w:p>
@@ -914,6 +1298,7 @@
           <w14:ligatures w14:val="none"/>
         </w:rPr>
       </w:pPr>
+      <w:proofErr w:type="spellStart"/>
       <w:r>
         <w:rPr>
           <w:rFonts w:ascii="Times New Roman" w:eastAsia="Times New Roman" w:hAnsi="Times New Roman" w:cs="Times New Roman"/>
@@ -926,6 +1311,7 @@
         </w:rPr>
         <w:t>CarrierCode</w:t>
       </w:r>
+      <w:proofErr w:type="spellEnd"/>
       <w:r>
         <w:rPr>
           <w:rFonts w:ascii="Times New Roman" w:eastAsia="Times New Roman" w:hAnsi="Times New Roman" w:cs="Times New Roman"/>
@@ -953,6 +1339,7 @@
           <w14:ligatures w14:val="none"/>
         </w:rPr>
       </w:pPr>
+      <w:proofErr w:type="spellStart"/>
       <w:r>
         <w:rPr>
           <w:rFonts w:ascii="Times New Roman" w:eastAsia="Times New Roman" w:hAnsi="Times New Roman" w:cs="Times New Roman"/>
@@ -965,15 +1352,60 @@
         </w:rPr>
         <w:t>AgentCode</w:t>
       </w:r>
-      <w:r>
-        <w:rPr>
-          <w:rFonts w:ascii="Times New Roman" w:eastAsia="Times New Roman" w:hAnsi="Times New Roman" w:cs="Times New Roman"/>
-          <w:kern w:val="0"/>
-          <w:sz w:val="24"/>
-          <w:szCs w:val="24"/>
-          <w14:ligatures w14:val="none"/>
-        </w:rPr>
-        <w:t xml:space="preserve"> — Copied from the linked policy; treat (CarrierCode, AgentCode) as the unique producer identifier.</w:t>
+      <w:proofErr w:type="spellEnd"/>
+      <w:r>
+        <w:rPr>
+          <w:rFonts w:ascii="Times New Roman" w:eastAsia="Times New Roman" w:hAnsi="Times New Roman" w:cs="Times New Roman"/>
+          <w:kern w:val="0"/>
+          <w:sz w:val="24"/>
+          <w:szCs w:val="24"/>
+          <w14:ligatures w14:val="none"/>
+        </w:rPr>
+        <w:t xml:space="preserve"> — Copied from the linked policy; treat (</w:t>
+      </w:r>
+      <w:proofErr w:type="spellStart"/>
+      <w:r>
+        <w:rPr>
+          <w:rFonts w:ascii="Times New Roman" w:eastAsia="Times New Roman" w:hAnsi="Times New Roman" w:cs="Times New Roman"/>
+          <w:kern w:val="0"/>
+          <w:sz w:val="24"/>
+          <w:szCs w:val="24"/>
+          <w14:ligatures w14:val="none"/>
+        </w:rPr>
+        <w:t>CarrierCode</w:t>
+      </w:r>
+      <w:proofErr w:type="spellEnd"/>
+      <w:r>
+        <w:rPr>
+          <w:rFonts w:ascii="Times New Roman" w:eastAsia="Times New Roman" w:hAnsi="Times New Roman" w:cs="Times New Roman"/>
+          <w:kern w:val="0"/>
+          <w:sz w:val="24"/>
+          <w:szCs w:val="24"/>
+          <w14:ligatures w14:val="none"/>
+        </w:rPr>
+        <w:t xml:space="preserve">, </w:t>
+      </w:r>
+      <w:proofErr w:type="spellStart"/>
+      <w:r>
+        <w:rPr>
+          <w:rFonts w:ascii="Times New Roman" w:eastAsia="Times New Roman" w:hAnsi="Times New Roman" w:cs="Times New Roman"/>
+          <w:kern w:val="0"/>
+          <w:sz w:val="24"/>
+          <w:szCs w:val="24"/>
+          <w14:ligatures w14:val="none"/>
+        </w:rPr>
+        <w:t>AgentCode</w:t>
+      </w:r>
+      <w:proofErr w:type="spellEnd"/>
+      <w:r>
+        <w:rPr>
+          <w:rFonts w:ascii="Times New Roman" w:eastAsia="Times New Roman" w:hAnsi="Times New Roman" w:cs="Times New Roman"/>
+          <w:kern w:val="0"/>
+          <w:sz w:val="24"/>
+          <w:szCs w:val="24"/>
+          <w14:ligatures w14:val="none"/>
+        </w:rPr>
+        <w:t>) as the unique producer identifier.</w:t>
       </w:r>
     </w:p>
     <w:p>
@@ -992,6 +1424,7 @@
           <w14:ligatures w14:val="none"/>
         </w:rPr>
       </w:pPr>
+      <w:proofErr w:type="spellStart"/>
       <w:r>
         <w:rPr>
           <w:rFonts w:ascii="Times New Roman" w:eastAsia="Times New Roman" w:hAnsi="Times New Roman" w:cs="Times New Roman"/>
@@ -1004,6 +1437,7 @@
         </w:rPr>
         <w:t>PolicyNumber</w:t>
       </w:r>
+      <w:proofErr w:type="spellEnd"/>
       <w:r>
         <w:rPr>
           <w:rFonts w:ascii="Times New Roman" w:eastAsia="Times New Roman" w:hAnsi="Times New Roman" w:cs="Times New Roman"/>
@@ -1014,6 +1448,8 @@
         </w:rPr>
         <w:t xml:space="preserve"> — FK to </w:t>
       </w:r>
+      <w:proofErr w:type="spellStart"/>
+      <w:proofErr w:type="gramStart"/>
       <w:r>
         <w:rPr>
           <w:rFonts w:ascii="Courier New" w:eastAsia="Times New Roman" w:hAnsi="Courier New" w:cs="Courier New"/>
@@ -1024,6 +1460,8 @@
         </w:rPr>
         <w:t>policy.PolicyNumber</w:t>
       </w:r>
+      <w:proofErr w:type="spellEnd"/>
+      <w:proofErr w:type="gramEnd"/>
       <w:r>
         <w:rPr>
           <w:rFonts w:ascii="Times New Roman" w:eastAsia="Times New Roman" w:hAnsi="Times New Roman" w:cs="Times New Roman"/>
@@ -1051,6 +1489,7 @@
           <w14:ligatures w14:val="none"/>
         </w:rPr>
       </w:pPr>
+      <w:proofErr w:type="spellStart"/>
       <w:r>
         <w:rPr>
           <w:rFonts w:ascii="Times New Roman" w:eastAsia="Times New Roman" w:hAnsi="Times New Roman" w:cs="Times New Roman"/>
@@ -1063,6 +1502,7 @@
         </w:rPr>
         <w:t>ClaimNumber</w:t>
       </w:r>
+      <w:proofErr w:type="spellEnd"/>
       <w:r>
         <w:rPr>
           <w:rFonts w:ascii="Times New Roman" w:eastAsia="Times New Roman" w:hAnsi="Times New Roman" w:cs="Times New Roman"/>
@@ -1073,6 +1513,7 @@
         </w:rPr>
         <w:t xml:space="preserve"> — Unique ID in the form </w:t>
       </w:r>
+      <w:proofErr w:type="gramStart"/>
       <w:r>
         <w:rPr>
           <w:rFonts w:ascii="Courier New" w:eastAsia="Times New Roman" w:hAnsi="Courier New" w:cs="Courier New"/>
@@ -1083,6 +1524,7 @@
         </w:rPr>
         <w:t>YYYY-######</w:t>
       </w:r>
+      <w:proofErr w:type="gramEnd"/>
       <w:r>
         <w:rPr>
           <w:rFonts w:ascii="Times New Roman" w:eastAsia="Times New Roman" w:hAnsi="Times New Roman" w:cs="Times New Roman"/>
@@ -1130,6 +1572,7 @@
           <w14:ligatures w14:val="none"/>
         </w:rPr>
       </w:pPr>
+      <w:proofErr w:type="spellStart"/>
       <w:r>
         <w:rPr>
           <w:rFonts w:ascii="Times New Roman" w:eastAsia="Times New Roman" w:hAnsi="Times New Roman" w:cs="Times New Roman"/>
@@ -1142,6 +1585,7 @@
         </w:rPr>
         <w:t>LossDate</w:t>
       </w:r>
+      <w:proofErr w:type="spellEnd"/>
       <w:r>
         <w:rPr>
           <w:rFonts w:ascii="Times New Roman" w:eastAsia="Times New Roman" w:hAnsi="Times New Roman" w:cs="Times New Roman"/>
@@ -1174,6 +1618,8 @@
         </w:rPr>
         <w:t xml:space="preserve"> (</w:t>
       </w:r>
+      <w:proofErr w:type="spellStart"/>
+      <w:proofErr w:type="gramStart"/>
       <w:r>
         <w:rPr>
           <w:rFonts w:ascii="Courier New" w:eastAsia="Times New Roman" w:hAnsi="Courier New" w:cs="Courier New"/>
@@ -1184,6 +1630,7 @@
         </w:rPr>
         <w:t>PolicyEffectiveDate</w:t>
       </w:r>
+      <w:proofErr w:type="spellEnd"/>
       <w:r>
         <w:rPr>
           <w:rFonts w:ascii="Times New Roman" w:eastAsia="Times New Roman" w:hAnsi="Times New Roman" w:cs="Times New Roman"/>
@@ -1194,6 +1641,8 @@
         </w:rPr>
         <w:t>..</w:t>
       </w:r>
+      <w:proofErr w:type="spellStart"/>
+      <w:proofErr w:type="gramEnd"/>
       <w:r>
         <w:rPr>
           <w:rFonts w:ascii="Courier New" w:eastAsia="Times New Roman" w:hAnsi="Courier New" w:cs="Courier New"/>
@@ -1204,6 +1653,7 @@
         </w:rPr>
         <w:t>PolicyExpirationDate</w:t>
       </w:r>
+      <w:proofErr w:type="spellEnd"/>
       <w:r>
         <w:rPr>
           <w:rFonts w:ascii="Times New Roman" w:eastAsia="Times New Roman" w:hAnsi="Times New Roman" w:cs="Times New Roman"/>
@@ -1231,6 +1681,7 @@
           <w14:ligatures w14:val="none"/>
         </w:rPr>
       </w:pPr>
+      <w:proofErr w:type="spellStart"/>
       <w:r>
         <w:rPr>
           <w:rFonts w:ascii="Times New Roman" w:eastAsia="Times New Roman" w:hAnsi="Times New Roman" w:cs="Times New Roman"/>
@@ -1243,6 +1694,7 @@
         </w:rPr>
         <w:t>ReportDate</w:t>
       </w:r>
+      <w:proofErr w:type="spellEnd"/>
       <w:r>
         <w:rPr>
           <w:rFonts w:ascii="Times New Roman" w:eastAsia="Times New Roman" w:hAnsi="Times New Roman" w:cs="Times New Roman"/>
@@ -1253,6 +1705,7 @@
         </w:rPr>
         <w:t xml:space="preserve"> — </w:t>
       </w:r>
+      <w:proofErr w:type="spellStart"/>
       <w:r>
         <w:rPr>
           <w:rFonts w:ascii="Courier New" w:eastAsia="Times New Roman" w:hAnsi="Courier New" w:cs="Courier New"/>
@@ -1263,6 +1716,7 @@
         </w:rPr>
         <w:t>LossDate</w:t>
       </w:r>
+      <w:proofErr w:type="spellEnd"/>
       <w:r>
         <w:rPr>
           <w:rFonts w:ascii="Times New Roman" w:eastAsia="Times New Roman" w:hAnsi="Times New Roman" w:cs="Times New Roman"/>
@@ -1290,6 +1744,7 @@
           <w14:ligatures w14:val="none"/>
         </w:rPr>
       </w:pPr>
+      <w:proofErr w:type="spellStart"/>
       <w:r>
         <w:rPr>
           <w:rFonts w:ascii="Times New Roman" w:eastAsia="Times New Roman" w:hAnsi="Times New Roman" w:cs="Times New Roman"/>
@@ -1302,6 +1757,7 @@
         </w:rPr>
         <w:t>ClaimStatus</w:t>
       </w:r>
+      <w:proofErr w:type="spellEnd"/>
       <w:r>
         <w:rPr>
           <w:rFonts w:ascii="Times New Roman" w:eastAsia="Times New Roman" w:hAnsi="Times New Roman" w:cs="Times New Roman"/>
@@ -1373,6 +1829,7 @@
           <w14:ligatures w14:val="none"/>
         </w:rPr>
       </w:pPr>
+      <w:proofErr w:type="spellStart"/>
       <w:r>
         <w:rPr>
           <w:rFonts w:ascii="Times New Roman" w:eastAsia="Times New Roman" w:hAnsi="Times New Roman" w:cs="Times New Roman"/>
@@ -1385,6 +1842,7 @@
         </w:rPr>
         <w:t>CauseOfLoss</w:t>
       </w:r>
+      <w:proofErr w:type="spellEnd"/>
       <w:r>
         <w:rPr>
           <w:rFonts w:ascii="Times New Roman" w:eastAsia="Times New Roman" w:hAnsi="Times New Roman" w:cs="Times New Roman"/>
@@ -1412,6 +1870,7 @@
           <w14:ligatures w14:val="none"/>
         </w:rPr>
       </w:pPr>
+      <w:proofErr w:type="spellStart"/>
       <w:r>
         <w:rPr>
           <w:rFonts w:ascii="Times New Roman" w:eastAsia="Times New Roman" w:hAnsi="Times New Roman" w:cs="Times New Roman"/>
@@ -1424,6 +1883,7 @@
         </w:rPr>
         <w:t>LossLocation</w:t>
       </w:r>
+      <w:proofErr w:type="spellEnd"/>
       <w:r>
         <w:rPr>
           <w:rFonts w:ascii="Times New Roman" w:eastAsia="Times New Roman" w:hAnsi="Times New Roman" w:cs="Times New Roman"/>
@@ -1539,6 +1999,7 @@
           <w14:ligatures w14:val="none"/>
         </w:rPr>
       </w:pPr>
+      <w:proofErr w:type="spellStart"/>
       <w:r>
         <w:rPr>
           <w:rFonts w:ascii="Times New Roman" w:eastAsia="Times New Roman" w:hAnsi="Times New Roman" w:cs="Times New Roman"/>
@@ -1551,6 +2012,7 @@
         </w:rPr>
         <w:t>PaidLossAmount</w:t>
       </w:r>
+      <w:proofErr w:type="spellEnd"/>
       <w:r>
         <w:rPr>
           <w:rFonts w:ascii="Times New Roman" w:eastAsia="Times New Roman" w:hAnsi="Times New Roman" w:cs="Times New Roman"/>
@@ -1622,6 +2084,7 @@
           <w14:ligatures w14:val="none"/>
         </w:rPr>
       </w:pPr>
+      <w:proofErr w:type="spellStart"/>
       <w:r>
         <w:rPr>
           <w:rFonts w:ascii="Times New Roman" w:eastAsia="Times New Roman" w:hAnsi="Times New Roman" w:cs="Times New Roman"/>
@@ -1634,6 +2097,7 @@
         </w:rPr>
         <w:t>PaidExpenseAmount</w:t>
       </w:r>
+      <w:proofErr w:type="spellEnd"/>
       <w:r>
         <w:rPr>
           <w:rFonts w:ascii="Times New Roman" w:eastAsia="Times New Roman" w:hAnsi="Times New Roman" w:cs="Times New Roman"/>
@@ -1661,6 +2125,7 @@
           <w14:ligatures w14:val="none"/>
         </w:rPr>
       </w:pPr>
+      <w:proofErr w:type="spellStart"/>
       <w:r>
         <w:rPr>
           <w:rFonts w:ascii="Times New Roman" w:eastAsia="Times New Roman" w:hAnsi="Times New Roman" w:cs="Times New Roman"/>
@@ -1673,6 +2138,7 @@
         </w:rPr>
         <w:t>ReserveLossAmount</w:t>
       </w:r>
+      <w:proofErr w:type="spellEnd"/>
       <w:r>
         <w:rPr>
           <w:rFonts w:ascii="Times New Roman" w:eastAsia="Times New Roman" w:hAnsi="Times New Roman" w:cs="Times New Roman"/>
@@ -1766,6 +2232,7 @@
           <w14:ligatures w14:val="none"/>
         </w:rPr>
       </w:pPr>
+      <w:proofErr w:type="spellStart"/>
       <w:r>
         <w:rPr>
           <w:rFonts w:ascii="Times New Roman" w:eastAsia="Times New Roman" w:hAnsi="Times New Roman" w:cs="Times New Roman"/>
@@ -1778,6 +2245,7 @@
         </w:rPr>
         <w:t>ReserveExpenseAmount</w:t>
       </w:r>
+      <w:proofErr w:type="spellEnd"/>
       <w:r>
         <w:rPr>
           <w:rFonts w:ascii="Times New Roman" w:eastAsia="Times New Roman" w:hAnsi="Times New Roman" w:cs="Times New Roman"/>
@@ -1871,6 +2339,7 @@
           <w14:ligatures w14:val="none"/>
         </w:rPr>
       </w:pPr>
+      <w:proofErr w:type="spellStart"/>
       <w:r>
         <w:rPr>
           <w:rFonts w:ascii="Times New Roman" w:eastAsia="Times New Roman" w:hAnsi="Times New Roman" w:cs="Times New Roman"/>
@@ -1883,6 +2352,7 @@
         </w:rPr>
         <w:t>CloseDate</w:t>
       </w:r>
+      <w:proofErr w:type="spellEnd"/>
       <w:r>
         <w:rPr>
           <w:rFonts w:ascii="Times New Roman" w:eastAsia="Times New Roman" w:hAnsi="Times New Roman" w:cs="Times New Roman"/>
@@ -1915,6 +2385,7 @@
         </w:rPr>
         <w:t xml:space="preserve"> claims, a date between </w:t>
       </w:r>
+      <w:proofErr w:type="spellStart"/>
       <w:r>
         <w:rPr>
           <w:rFonts w:ascii="Courier New" w:eastAsia="Times New Roman" w:hAnsi="Courier New" w:cs="Courier New"/>
@@ -1925,6 +2396,7 @@
         </w:rPr>
         <w:t>ReportDate</w:t>
       </w:r>
+      <w:proofErr w:type="spellEnd"/>
       <w:r>
         <w:rPr>
           <w:rFonts w:ascii="Times New Roman" w:eastAsia="Times New Roman" w:hAnsi="Times New Roman" w:cs="Times New Roman"/>
@@ -1952,6 +2424,7 @@
           <w14:ligatures w14:val="none"/>
         </w:rPr>
       </w:pPr>
+      <w:proofErr w:type="spellStart"/>
       <w:r>
         <w:rPr>
           <w:rFonts w:ascii="Times New Roman" w:eastAsia="Times New Roman" w:hAnsi="Times New Roman" w:cs="Times New Roman"/>
@@ -1964,6 +2437,7 @@
         </w:rPr>
         <w:t>ReopenDate</w:t>
       </w:r>
+      <w:proofErr w:type="spellEnd"/>
       <w:r>
         <w:rPr>
           <w:rFonts w:ascii="Times New Roman" w:eastAsia="Times New Roman" w:hAnsi="Times New Roman" w:cs="Times New Roman"/>
@@ -1974,6 +2448,7 @@
         </w:rPr>
         <w:t xml:space="preserve"> — For a small share of closed claims, a reopen date shortly after </w:t>
       </w:r>
+      <w:proofErr w:type="spellStart"/>
       <w:r>
         <w:rPr>
           <w:rFonts w:ascii="Courier New" w:eastAsia="Times New Roman" w:hAnsi="Courier New" w:cs="Courier New"/>
@@ -1984,6 +2459,7 @@
         </w:rPr>
         <w:t>CloseDate</w:t>
       </w:r>
+      <w:proofErr w:type="spellEnd"/>
       <w:r>
         <w:rPr>
           <w:rFonts w:ascii="Times New Roman" w:eastAsia="Times New Roman" w:hAnsi="Times New Roman" w:cs="Times New Roman"/>
@@ -1994,6 +2470,7 @@
         </w:rPr>
         <w:t xml:space="preserve">, within the policy term window; status becomes </w:t>
       </w:r>
+      <w:proofErr w:type="gramStart"/>
       <w:r>
         <w:rPr>
           <w:rFonts w:ascii="Times New Roman" w:eastAsia="Times New Roman" w:hAnsi="Times New Roman" w:cs="Times New Roman"/>
@@ -2006,6 +2483,7 @@
         </w:rPr>
         <w:t>Reopened</w:t>
       </w:r>
+      <w:proofErr w:type="gramEnd"/>
       <w:r>
         <w:rPr>
           <w:rFonts w:ascii="Times New Roman" w:eastAsia="Times New Roman" w:hAnsi="Times New Roman" w:cs="Times New Roman"/>
@@ -2033,6 +2511,7 @@
           <w14:ligatures w14:val="none"/>
         </w:rPr>
       </w:pPr>
+      <w:proofErr w:type="spellStart"/>
       <w:r>
         <w:rPr>
           <w:rFonts w:ascii="Times New Roman" w:eastAsia="Times New Roman" w:hAnsi="Times New Roman" w:cs="Times New Roman"/>
@@ -2045,6 +2524,7 @@
         </w:rPr>
         <w:t>AdjusterContact</w:t>
       </w:r>
+      <w:proofErr w:type="spellEnd"/>
       <w:r>
         <w:rPr>
           <w:rFonts w:ascii="Times New Roman" w:eastAsia="Times New Roman" w:hAnsi="Times New Roman" w:cs="Times New Roman"/>
@@ -2106,6 +2586,7 @@
           <w:bCs/>
         </w:rPr>
       </w:pPr>
+      <w:proofErr w:type="spellStart"/>
       <w:r>
         <w:rPr>
           <w:b/>
@@ -2113,6 +2594,7 @@
         </w:rPr>
         <w:t>RetentionRate</w:t>
       </w:r>
+      <w:proofErr w:type="spellEnd"/>
     </w:p>
     <w:p>
       <w:r>
@@ -2134,7 +2616,11 @@
         <w:t>eligible to renew</w:t>
       </w:r>
       <w:r>
-        <w:t xml:space="preserve"> in the period that actually </w:t>
+        <w:t xml:space="preserve"> in the period that </w:t>
+      </w:r>
+      <w:proofErr w:type="gramStart"/>
+      <w:r>
+        <w:t xml:space="preserve">actually </w:t>
       </w:r>
       <w:r>
         <w:rPr>
@@ -2143,6 +2629,7 @@
         </w:rPr>
         <w:t>renewed</w:t>
       </w:r>
+      <w:proofErr w:type="gramEnd"/>
       <w:r>
         <w:t xml:space="preserve"> into a new term.</w:t>
       </w:r>
@@ -2163,16 +2650,26 @@
           <w:numId w:val="3"/>
         </w:numPr>
       </w:pPr>
-      <w:r>
-        <w:rPr>
-          <w:b/>
-          <w:bCs/>
-        </w:rPr>
-        <w:t>EligibleForRenewal (denominator):</w:t>
+      <w:proofErr w:type="spellStart"/>
+      <w:r>
+        <w:rPr>
+          <w:b/>
+          <w:bCs/>
+        </w:rPr>
+        <w:t>EligibleForRenewal</w:t>
+      </w:r>
+      <w:proofErr w:type="spellEnd"/>
+      <w:r>
+        <w:rPr>
+          <w:b/>
+          <w:bCs/>
+        </w:rPr>
+        <w:t xml:space="preserve"> (denominator):</w:t>
       </w:r>
       <w:r>
         <w:t xml:space="preserve"> Count policies with </w:t>
       </w:r>
+      <w:proofErr w:type="spellStart"/>
       <w:r>
         <w:rPr>
           <w:b/>
@@ -2180,6 +2677,7 @@
         </w:rPr>
         <w:t>PolicyExpirationDate</w:t>
       </w:r>
+      <w:proofErr w:type="spellEnd"/>
       <w:r>
         <w:t xml:space="preserve"> in [PERIOD_START, PERIOD_END + 1 month buffer].</w:t>
       </w:r>
@@ -2201,16 +2699,26 @@
       <w:r>
         <w:t xml:space="preserve"> Count policies with </w:t>
       </w:r>
-      <w:r>
-        <w:rPr>
-          <w:b/>
-          <w:bCs/>
-        </w:rPr>
-        <w:t>TransactionType = "Renewal"</w:t>
+      <w:proofErr w:type="spellStart"/>
+      <w:r>
+        <w:rPr>
+          <w:b/>
+          <w:bCs/>
+        </w:rPr>
+        <w:t>TransactionType</w:t>
+      </w:r>
+      <w:proofErr w:type="spellEnd"/>
+      <w:r>
+        <w:rPr>
+          <w:b/>
+          <w:bCs/>
+        </w:rPr>
+        <w:t xml:space="preserve"> = "Renewal"</w:t>
       </w:r>
       <w:r>
         <w:t xml:space="preserve"> and </w:t>
       </w:r>
+      <w:proofErr w:type="spellStart"/>
       <w:r>
         <w:rPr>
           <w:b/>
@@ -2218,6 +2726,7 @@
         </w:rPr>
         <w:t>PolicyEffectiveDate</w:t>
       </w:r>
+      <w:proofErr w:type="spellEnd"/>
       <w:r>
         <w:t xml:space="preserve"> in [PERIOD_START, PERIOD_END].</w:t>
       </w:r>
@@ -2229,13 +2738,31 @@
           <w:numId w:val="3"/>
         </w:numPr>
       </w:pPr>
-      <w:r>
-        <w:rPr>
-          <w:b/>
-          <w:bCs/>
-        </w:rPr>
-        <w:t>RetentionRate = Renewals / EligibleForRenewal</w:t>
-      </w:r>
+      <w:proofErr w:type="spellStart"/>
+      <w:r>
+        <w:rPr>
+          <w:b/>
+          <w:bCs/>
+        </w:rPr>
+        <w:t>RetentionRate</w:t>
+      </w:r>
+      <w:proofErr w:type="spellEnd"/>
+      <w:r>
+        <w:rPr>
+          <w:b/>
+          <w:bCs/>
+        </w:rPr>
+        <w:t xml:space="preserve"> = Renewals / </w:t>
+      </w:r>
+      <w:proofErr w:type="spellStart"/>
+      <w:r>
+        <w:rPr>
+          <w:b/>
+          <w:bCs/>
+        </w:rPr>
+        <w:t>EligibleForRenewal</w:t>
+      </w:r>
+      <w:proofErr w:type="spellEnd"/>
       <w:r>
         <w:t>.</w:t>
       </w:r>
@@ -2273,7 +2800,31 @@
         <w:t>Edge rules:</w:t>
       </w:r>
       <w:r>
-        <w:t xml:space="preserve"> If EligibleForRenewal = 0, set RetentionRate = blank/NaN.</w:t>
+        <w:t xml:space="preserve"> If </w:t>
+      </w:r>
+      <w:proofErr w:type="spellStart"/>
+      <w:r>
+        <w:t>EligibleForRenewal</w:t>
+      </w:r>
+      <w:proofErr w:type="spellEnd"/>
+      <w:r>
+        <w:t xml:space="preserve"> = 0, set </w:t>
+      </w:r>
+      <w:proofErr w:type="spellStart"/>
+      <w:r>
+        <w:t>RetentionRate</w:t>
+      </w:r>
+      <w:proofErr w:type="spellEnd"/>
+      <w:r>
+        <w:t xml:space="preserve"> = blank/</w:t>
+      </w:r>
+      <w:proofErr w:type="spellStart"/>
+      <w:r>
+        <w:t>NaN</w:t>
+      </w:r>
+      <w:proofErr w:type="spellEnd"/>
+      <w:r>
+        <w:t>.</w:t>
       </w:r>
     </w:p>
     <w:p>
@@ -2286,7 +2837,31 @@
       </w:r>
       <w:r>
         <w:br/>
-        <w:t>policy.csv (PolicyEffectiveDate, PolicyExpirationDate, TransactionType).</w:t>
+        <w:t>policy.csv (</w:t>
+      </w:r>
+      <w:proofErr w:type="spellStart"/>
+      <w:r>
+        <w:t>PolicyEffectiveDate</w:t>
+      </w:r>
+      <w:proofErr w:type="spellEnd"/>
+      <w:r>
+        <w:t xml:space="preserve">, </w:t>
+      </w:r>
+      <w:proofErr w:type="spellStart"/>
+      <w:r>
+        <w:t>PolicyExpirationDate</w:t>
+      </w:r>
+      <w:proofErr w:type="spellEnd"/>
+      <w:r>
+        <w:t xml:space="preserve">, </w:t>
+      </w:r>
+      <w:proofErr w:type="spellStart"/>
+      <w:r>
+        <w:t>TransactionType</w:t>
+      </w:r>
+      <w:proofErr w:type="spellEnd"/>
+      <w:r>
+        <w:t>).</w:t>
       </w:r>
     </w:p>
     <w:p>
@@ -2306,7 +2881,15 @@
         </w:numPr>
       </w:pPr>
       <w:r>
-        <w:t>The 1-month buffer on expirations is a practical adjustment for 12-month terms that start near the period start and expire just after the period end.</w:t>
+        <w:t xml:space="preserve">The 1-month buffer on expirations is a practical adjustment for 12-month terms that start near the period start and expire just after the period </w:t>
+      </w:r>
+      <w:proofErr w:type="gramStart"/>
+      <w:r>
+        <w:t>end</w:t>
+      </w:r>
+      <w:proofErr w:type="gramEnd"/>
+      <w:r>
+        <w:t>.</w:t>
       </w:r>
     </w:p>
     <w:p>
@@ -2333,7 +2916,7 @@
     <w:p>
       <w:r>
         <w:pict w14:anchorId="44F75EAE">
-          <v:rect id="_x0000_i1043" style="width:0;height:1.5pt" o:hralign="center" o:hrstd="t" o:hr="t" fillcolor="#a0a0a0" stroked="f"/>
+          <v:rect id="_x0000_i1025" style="width:0;height:1.5pt" o:hralign="center" o:hrstd="t" o:hr="t" fillcolor="#a0a0a0" stroked="f"/>
         </w:pict>
       </w:r>
     </w:p>
@@ -2344,6 +2927,7 @@
           <w:bCs/>
         </w:rPr>
       </w:pPr>
+      <w:proofErr w:type="spellStart"/>
       <w:r>
         <w:rPr>
           <w:b/>
@@ -2351,6 +2935,7 @@
         </w:rPr>
         <w:t>LossRatio</w:t>
       </w:r>
+      <w:proofErr w:type="spellEnd"/>
     </w:p>
     <w:p>
       <w:r>
@@ -2401,26 +2986,54 @@
           <w:numId w:val="5"/>
         </w:numPr>
       </w:pPr>
-      <w:r>
-        <w:rPr>
-          <w:b/>
-          <w:bCs/>
-        </w:rPr>
-        <w:t>IncurredLoss (numerator):</w:t>
+      <w:proofErr w:type="spellStart"/>
+      <w:r>
+        <w:rPr>
+          <w:b/>
+          <w:bCs/>
+        </w:rPr>
+        <w:t>IncurredLoss</w:t>
+      </w:r>
+      <w:proofErr w:type="spellEnd"/>
+      <w:r>
+        <w:rPr>
+          <w:b/>
+          <w:bCs/>
+        </w:rPr>
+        <w:t xml:space="preserve"> (numerator):</w:t>
       </w:r>
       <w:r>
         <w:t xml:space="preserve"> Sum of </w:t>
       </w:r>
-      <w:r>
-        <w:rPr>
-          <w:b/>
-          <w:bCs/>
-        </w:rPr>
-        <w:t>PaidLossAmount + ReserveLossAmount</w:t>
-      </w:r>
+      <w:proofErr w:type="spellStart"/>
+      <w:r>
+        <w:rPr>
+          <w:b/>
+          <w:bCs/>
+        </w:rPr>
+        <w:t>PaidLossAmount</w:t>
+      </w:r>
+      <w:proofErr w:type="spellEnd"/>
+      <w:r>
+        <w:rPr>
+          <w:b/>
+          <w:bCs/>
+        </w:rPr>
+        <w:t xml:space="preserve"> + </w:t>
+      </w:r>
+      <w:proofErr w:type="spellStart"/>
+      <w:r>
+        <w:rPr>
+          <w:b/>
+          <w:bCs/>
+        </w:rPr>
+        <w:t>ReserveLossAmount</w:t>
+      </w:r>
+      <w:proofErr w:type="spellEnd"/>
       <w:r>
         <w:t xml:space="preserve"> for claims with </w:t>
       </w:r>
+      <w:proofErr w:type="spellStart"/>
       <w:r>
         <w:rPr>
           <w:b/>
@@ -2428,6 +3041,7 @@
         </w:rPr>
         <w:t>LossDate</w:t>
       </w:r>
+      <w:proofErr w:type="spellEnd"/>
       <w:r>
         <w:t xml:space="preserve"> in [PERIOD_START, PERIOD_END]. </w:t>
       </w:r>
@@ -2446,16 +3060,26 @@
           <w:numId w:val="5"/>
         </w:numPr>
       </w:pPr>
-      <w:r>
-        <w:rPr>
-          <w:b/>
-          <w:bCs/>
-        </w:rPr>
-        <w:t>EarnedPremium (denominator):</w:t>
+      <w:proofErr w:type="spellStart"/>
+      <w:r>
+        <w:rPr>
+          <w:b/>
+          <w:bCs/>
+        </w:rPr>
+        <w:t>EarnedPremium</w:t>
+      </w:r>
+      <w:proofErr w:type="spellEnd"/>
+      <w:r>
+        <w:rPr>
+          <w:b/>
+          <w:bCs/>
+        </w:rPr>
+        <w:t xml:space="preserve"> (denominator):</w:t>
       </w:r>
       <w:r>
         <w:t xml:space="preserve"> Sum of policy </w:t>
       </w:r>
+      <w:proofErr w:type="spellStart"/>
       <w:r>
         <w:rPr>
           <w:b/>
@@ -2463,6 +3087,7 @@
         </w:rPr>
         <w:t>TermPremium</w:t>
       </w:r>
+      <w:proofErr w:type="spellEnd"/>
       <w:r>
         <w:t xml:space="preserve"> earned </w:t>
       </w:r>
@@ -2484,7 +3109,23 @@
         <w:t>overlap</w:t>
       </w:r>
       <w:r>
-        <w:t xml:space="preserve"> between [PolicyEffectiveDate, PolicyExpirationDate] and [PERIOD_START, PERIOD_END].</w:t>
+        <w:t xml:space="preserve"> between [</w:t>
+      </w:r>
+      <w:proofErr w:type="spellStart"/>
+      <w:r>
+        <w:t>PolicyEffectiveDate</w:t>
+      </w:r>
+      <w:proofErr w:type="spellEnd"/>
+      <w:r>
+        <w:t xml:space="preserve">, </w:t>
+      </w:r>
+      <w:proofErr w:type="spellStart"/>
+      <w:r>
+        <w:t>PolicyExpirationDate</w:t>
+      </w:r>
+      <w:proofErr w:type="spellEnd"/>
+      <w:r>
+        <w:t>] and [PERIOD_START, PERIOD_END].</w:t>
       </w:r>
     </w:p>
     <w:p>
@@ -2495,7 +3136,31 @@
         </w:numPr>
       </w:pPr>
       <w:r>
-        <w:t>Earned(policy) = TermPremium × (overlap_days / term_days)</w:t>
+        <w:t xml:space="preserve">Earned(policy) = </w:t>
+      </w:r>
+      <w:proofErr w:type="spellStart"/>
+      <w:r>
+        <w:t>TermPremium</w:t>
+      </w:r>
+      <w:proofErr w:type="spellEnd"/>
+      <w:r>
+        <w:t xml:space="preserve"> × (</w:t>
+      </w:r>
+      <w:proofErr w:type="spellStart"/>
+      <w:r>
+        <w:t>overlap_days</w:t>
+      </w:r>
+      <w:proofErr w:type="spellEnd"/>
+      <w:r>
+        <w:t xml:space="preserve"> / </w:t>
+      </w:r>
+      <w:proofErr w:type="spellStart"/>
+      <w:r>
+        <w:t>term_days</w:t>
+      </w:r>
+      <w:proofErr w:type="spellEnd"/>
+      <w:r>
+        <w:t>)</w:t>
       </w:r>
     </w:p>
     <w:p>
@@ -2505,13 +3170,47 @@
           <w:numId w:val="5"/>
         </w:numPr>
       </w:pPr>
-      <w:r>
-        <w:rPr>
-          <w:b/>
-          <w:bCs/>
-        </w:rPr>
-        <w:t>LossRatio = IncurredLoss / EarnedPremium</w:t>
-      </w:r>
+      <w:proofErr w:type="spellStart"/>
+      <w:r>
+        <w:rPr>
+          <w:b/>
+          <w:bCs/>
+        </w:rPr>
+        <w:t>LossRatio</w:t>
+      </w:r>
+      <w:proofErr w:type="spellEnd"/>
+      <w:r>
+        <w:rPr>
+          <w:b/>
+          <w:bCs/>
+        </w:rPr>
+        <w:t xml:space="preserve"> = </w:t>
+      </w:r>
+      <w:proofErr w:type="spellStart"/>
+      <w:r>
+        <w:rPr>
+          <w:b/>
+          <w:bCs/>
+        </w:rPr>
+        <w:t>IncurredLoss</w:t>
+      </w:r>
+      <w:proofErr w:type="spellEnd"/>
+      <w:r>
+        <w:rPr>
+          <w:b/>
+          <w:bCs/>
+        </w:rPr>
+        <w:t xml:space="preserve"> / </w:t>
+      </w:r>
+      <w:proofErr w:type="spellStart"/>
+      <w:r>
+        <w:rPr>
+          <w:b/>
+          <w:bCs/>
+        </w:rPr>
+        <w:t>EarnedPremium</w:t>
+      </w:r>
+      <w:proofErr w:type="spellEnd"/>
       <w:r>
         <w:t>.</w:t>
       </w:r>
@@ -2550,7 +3249,31 @@
         <w:t>Edge rules:</w:t>
       </w:r>
       <w:r>
-        <w:t xml:space="preserve"> If EarnedPremium = 0, set LossRatio = blank/NaN.</w:t>
+        <w:t xml:space="preserve"> If </w:t>
+      </w:r>
+      <w:proofErr w:type="spellStart"/>
+      <w:r>
+        <w:t>EarnedPremium</w:t>
+      </w:r>
+      <w:proofErr w:type="spellEnd"/>
+      <w:r>
+        <w:t xml:space="preserve"> = 0, set </w:t>
+      </w:r>
+      <w:proofErr w:type="spellStart"/>
+      <w:r>
+        <w:t>LossRatio</w:t>
+      </w:r>
+      <w:proofErr w:type="spellEnd"/>
+      <w:r>
+        <w:t xml:space="preserve"> = blank/</w:t>
+      </w:r>
+      <w:proofErr w:type="spellStart"/>
+      <w:r>
+        <w:t>NaN</w:t>
+      </w:r>
+      <w:proofErr w:type="spellEnd"/>
+      <w:r>
+        <w:t>.</w:t>
       </w:r>
     </w:p>
     <w:p>
@@ -2563,7 +3286,55 @@
       </w:r>
       <w:r>
         <w:br/>
-        <w:t>claims.csv (PaidLossAmount, ReserveLossAmount, LossDate) + policy.csv (PolicyEffectiveDate, PolicyExpirationDate, TermPremium).</w:t>
+        <w:t>claims.csv (</w:t>
+      </w:r>
+      <w:proofErr w:type="spellStart"/>
+      <w:r>
+        <w:t>PaidLossAmount</w:t>
+      </w:r>
+      <w:proofErr w:type="spellEnd"/>
+      <w:r>
+        <w:t xml:space="preserve">, </w:t>
+      </w:r>
+      <w:proofErr w:type="spellStart"/>
+      <w:r>
+        <w:t>ReserveLossAmount</w:t>
+      </w:r>
+      <w:proofErr w:type="spellEnd"/>
+      <w:r>
+        <w:t xml:space="preserve">, </w:t>
+      </w:r>
+      <w:proofErr w:type="spellStart"/>
+      <w:r>
+        <w:t>LossDate</w:t>
+      </w:r>
+      <w:proofErr w:type="spellEnd"/>
+      <w:r>
+        <w:t>) + policy.csv (</w:t>
+      </w:r>
+      <w:proofErr w:type="spellStart"/>
+      <w:r>
+        <w:t>PolicyEffectiveDate</w:t>
+      </w:r>
+      <w:proofErr w:type="spellEnd"/>
+      <w:r>
+        <w:t xml:space="preserve">, </w:t>
+      </w:r>
+      <w:proofErr w:type="spellStart"/>
+      <w:r>
+        <w:t>PolicyExpirationDate</w:t>
+      </w:r>
+      <w:proofErr w:type="spellEnd"/>
+      <w:r>
+        <w:t xml:space="preserve">, </w:t>
+      </w:r>
+      <w:proofErr w:type="spellStart"/>
+      <w:r>
+        <w:t>TermPremium</w:t>
+      </w:r>
+      <w:proofErr w:type="spellEnd"/>
+      <w:r>
+        <w:t>).</w:t>
       </w:r>
     </w:p>
     <w:p>
@@ -2585,6 +3356,7 @@
       <w:r>
         <w:t xml:space="preserve">Cancels are already reflected: we truncated </w:t>
       </w:r>
+      <w:proofErr w:type="spellStart"/>
       <w:r>
         <w:rPr>
           <w:b/>
@@ -2592,9 +3364,11 @@
         </w:rPr>
         <w:t>PolicyExpirationDate</w:t>
       </w:r>
+      <w:proofErr w:type="spellEnd"/>
       <w:r>
         <w:t xml:space="preserve"> to </w:t>
       </w:r>
+      <w:proofErr w:type="spellStart"/>
       <w:r>
         <w:rPr>
           <w:b/>
@@ -2602,6 +3376,7 @@
         </w:rPr>
         <w:t>CancellationDate</w:t>
       </w:r>
+      <w:proofErr w:type="spellEnd"/>
       <w:r>
         <w:t xml:space="preserve"> in policy logic, so earned stops at cancel.</w:t>
       </w:r>
@@ -2614,13 +3389,29 @@
         </w:numPr>
       </w:pPr>
       <w:r>
-        <w:t>If you want ALAE-inclusive ratio, add (PaidExpense + ReserveExpense) to the numerator.</w:t>
+        <w:t>If you want ALAE-inclusive ratio, add (</w:t>
+      </w:r>
+      <w:proofErr w:type="spellStart"/>
+      <w:r>
+        <w:t>PaidExpense</w:t>
+      </w:r>
+      <w:proofErr w:type="spellEnd"/>
+      <w:r>
+        <w:t xml:space="preserve"> + </w:t>
+      </w:r>
+      <w:proofErr w:type="spellStart"/>
+      <w:r>
+        <w:t>ReserveExpense</w:t>
+      </w:r>
+      <w:proofErr w:type="spellEnd"/>
+      <w:r>
+        <w:t>) to the numerator.</w:t>
       </w:r>
     </w:p>
     <w:p>
       <w:r>
         <w:pict w14:anchorId="60F812E6">
-          <v:rect id="_x0000_i1044" style="width:0;height:1.5pt" o:hralign="center" o:hrstd="t" o:hr="t" fillcolor="#a0a0a0" stroked="f"/>
+          <v:rect id="_x0000_i1026" style="width:0;height:1.5pt" o:hralign="center" o:hrstd="t" o:hr="t" fillcolor="#a0a0a0" stroked="f"/>
         </w:pict>
       </w:r>
     </w:p>
@@ -2631,6 +3422,8 @@
           <w:bCs/>
         </w:rPr>
       </w:pPr>
+      <w:proofErr w:type="spellStart"/>
+      <w:proofErr w:type="gramStart"/>
       <w:r>
         <w:rPr>
           <w:b/>
@@ -2638,6 +3431,8 @@
         </w:rPr>
         <w:t>CommissionRatio</w:t>
       </w:r>
+      <w:proofErr w:type="spellEnd"/>
+      <w:proofErr w:type="gramEnd"/>
     </w:p>
     <w:p>
       <w:r>
@@ -2678,16 +3473,26 @@
           <w:numId w:val="7"/>
         </w:numPr>
       </w:pPr>
-      <w:r>
-        <w:rPr>
-          <w:b/>
-          <w:bCs/>
-        </w:rPr>
-        <w:t>CommissionAmount (numerator):</w:t>
+      <w:proofErr w:type="spellStart"/>
+      <w:r>
+        <w:rPr>
+          <w:b/>
+          <w:bCs/>
+        </w:rPr>
+        <w:t>CommissionAmount</w:t>
+      </w:r>
+      <w:proofErr w:type="spellEnd"/>
+      <w:r>
+        <w:rPr>
+          <w:b/>
+          <w:bCs/>
+        </w:rPr>
+        <w:t xml:space="preserve"> (numerator):</w:t>
       </w:r>
       <w:r>
         <w:t xml:space="preserve"> Sum of </w:t>
       </w:r>
+      <w:proofErr w:type="spellStart"/>
       <w:r>
         <w:rPr>
           <w:b/>
@@ -2695,9 +3500,11 @@
         </w:rPr>
         <w:t>CommissionAmount</w:t>
       </w:r>
+      <w:proofErr w:type="spellEnd"/>
       <w:r>
         <w:t xml:space="preserve"> on commission lines with </w:t>
       </w:r>
+      <w:proofErr w:type="spellStart"/>
       <w:r>
         <w:rPr>
           <w:b/>
@@ -2705,6 +3512,7 @@
         </w:rPr>
         <w:t>StatementDate</w:t>
       </w:r>
+      <w:proofErr w:type="spellEnd"/>
       <w:r>
         <w:t xml:space="preserve"> in [PERIOD_START, PERIOD_END].</w:t>
       </w:r>
@@ -2716,16 +3524,26 @@
           <w:numId w:val="7"/>
         </w:numPr>
       </w:pPr>
-      <w:r>
-        <w:rPr>
-          <w:b/>
-          <w:bCs/>
-        </w:rPr>
-        <w:t>CommissionWrittenPremium (denominator):</w:t>
+      <w:proofErr w:type="spellStart"/>
+      <w:r>
+        <w:rPr>
+          <w:b/>
+          <w:bCs/>
+        </w:rPr>
+        <w:t>CommissionWrittenPremium</w:t>
+      </w:r>
+      <w:proofErr w:type="spellEnd"/>
+      <w:r>
+        <w:rPr>
+          <w:b/>
+          <w:bCs/>
+        </w:rPr>
+        <w:t xml:space="preserve"> (denominator):</w:t>
       </w:r>
       <w:r>
         <w:t xml:space="preserve"> Sum of </w:t>
       </w:r>
+      <w:proofErr w:type="spellStart"/>
       <w:r>
         <w:rPr>
           <w:b/>
@@ -2733,6 +3551,7 @@
         </w:rPr>
         <w:t>WrittenPremium</w:t>
       </w:r>
+      <w:proofErr w:type="spellEnd"/>
       <w:r>
         <w:t xml:space="preserve"> on those same lines. </w:t>
       </w:r>
@@ -2751,13 +3570,47 @@
           <w:numId w:val="7"/>
         </w:numPr>
       </w:pPr>
-      <w:r>
-        <w:rPr>
-          <w:b/>
-          <w:bCs/>
-        </w:rPr>
-        <w:t>CommissionRatio = CommissionAmount / CommissionWrittenPremium</w:t>
-      </w:r>
+      <w:proofErr w:type="spellStart"/>
+      <w:r>
+        <w:rPr>
+          <w:b/>
+          <w:bCs/>
+        </w:rPr>
+        <w:t>CommissionRatio</w:t>
+      </w:r>
+      <w:proofErr w:type="spellEnd"/>
+      <w:r>
+        <w:rPr>
+          <w:b/>
+          <w:bCs/>
+        </w:rPr>
+        <w:t xml:space="preserve"> = </w:t>
+      </w:r>
+      <w:proofErr w:type="spellStart"/>
+      <w:r>
+        <w:rPr>
+          <w:b/>
+          <w:bCs/>
+        </w:rPr>
+        <w:t>CommissionAmount</w:t>
+      </w:r>
+      <w:proofErr w:type="spellEnd"/>
+      <w:r>
+        <w:rPr>
+          <w:b/>
+          <w:bCs/>
+        </w:rPr>
+        <w:t xml:space="preserve"> / </w:t>
+      </w:r>
+      <w:proofErr w:type="spellStart"/>
+      <w:r>
+        <w:rPr>
+          <w:b/>
+          <w:bCs/>
+        </w:rPr>
+        <w:t>CommissionWrittenPremium</w:t>
+      </w:r>
+      <w:proofErr w:type="spellEnd"/>
       <w:r>
         <w:t>.</w:t>
       </w:r>
@@ -2795,7 +3648,31 @@
         <w:t>Edge rules:</w:t>
       </w:r>
       <w:r>
-        <w:t xml:space="preserve"> If |CommissionWrittenPremium| &lt; $100 (guard) then set CommissionRatio = blank/NaN to avoid noise from tiny denominators.</w:t>
+        <w:t xml:space="preserve"> If |</w:t>
+      </w:r>
+      <w:proofErr w:type="spellStart"/>
+      <w:r>
+        <w:t>CommissionWrittenPremium</w:t>
+      </w:r>
+      <w:proofErr w:type="spellEnd"/>
+      <w:r>
+        <w:t xml:space="preserve">| &lt; $100 (guard) then set </w:t>
+      </w:r>
+      <w:proofErr w:type="spellStart"/>
+      <w:r>
+        <w:t>CommissionRatio</w:t>
+      </w:r>
+      <w:proofErr w:type="spellEnd"/>
+      <w:r>
+        <w:t xml:space="preserve"> = blank/</w:t>
+      </w:r>
+      <w:proofErr w:type="spellStart"/>
+      <w:r>
+        <w:t>NaN</w:t>
+      </w:r>
+      <w:proofErr w:type="spellEnd"/>
+      <w:r>
+        <w:t xml:space="preserve"> to avoid noise from tiny denominators.</w:t>
       </w:r>
     </w:p>
     <w:p>
@@ -2808,7 +3685,31 @@
       </w:r>
       <w:r>
         <w:br/>
-        <w:t>commission.csv (StatementDate, CommissionAmount, WrittenPremium).</w:t>
+        <w:t>commission.csv (</w:t>
+      </w:r>
+      <w:proofErr w:type="spellStart"/>
+      <w:r>
+        <w:t>StatementDate</w:t>
+      </w:r>
+      <w:proofErr w:type="spellEnd"/>
+      <w:r>
+        <w:t xml:space="preserve">, </w:t>
+      </w:r>
+      <w:proofErr w:type="spellStart"/>
+      <w:r>
+        <w:t>CommissionAmount</w:t>
+      </w:r>
+      <w:proofErr w:type="spellEnd"/>
+      <w:r>
+        <w:t xml:space="preserve">, </w:t>
+      </w:r>
+      <w:proofErr w:type="spellStart"/>
+      <w:r>
+        <w:t>WrittenPremium</w:t>
+      </w:r>
+      <w:proofErr w:type="spellEnd"/>
+      <w:r>
+        <w:t>).</w:t>
       </w:r>
     </w:p>
     <w:p>
@@ -2859,13 +3760,29 @@
         <w:t>agency bill vs direct bill</w:t>
       </w:r>
       <w:r>
-        <w:t xml:space="preserve"> timing, change the posting rule (e.g., use DueDate or paid-date when available).</w:t>
+        <w:t xml:space="preserve"> timing, change the posting rule (e.g., use </w:t>
+      </w:r>
+      <w:proofErr w:type="spellStart"/>
+      <w:r>
+        <w:t>DueDate</w:t>
+      </w:r>
+      <w:proofErr w:type="spellEnd"/>
+      <w:r>
+        <w:t xml:space="preserve"> or </w:t>
+      </w:r>
+      <w:proofErr w:type="gramStart"/>
+      <w:r>
+        <w:t>paid-date</w:t>
+      </w:r>
+      <w:proofErr w:type="gramEnd"/>
+      <w:r>
+        <w:t xml:space="preserve"> when available).</w:t>
       </w:r>
     </w:p>
     <w:p>
       <w:r>
         <w:pict w14:anchorId="27F9EBA8">
-          <v:rect id="_x0000_i1045" style="width:0;height:1.5pt" o:hralign="center" o:hrstd="t" o:hr="t" fillcolor="#a0a0a0" stroked="f"/>
+          <v:rect id="_x0000_i1027" style="width:0;height:1.5pt" o:hralign="center" o:hrstd="t" o:hr="t" fillcolor="#a0a0a0" stroked="f"/>
         </w:pict>
       </w:r>
     </w:p>
@@ -2876,6 +3793,7 @@
           <w:bCs/>
         </w:rPr>
       </w:pPr>
+      <w:proofErr w:type="spellStart"/>
       <w:r>
         <w:rPr>
           <w:b/>
@@ -2883,6 +3801,7 @@
         </w:rPr>
         <w:t>RewrittenPolicyRatio</w:t>
       </w:r>
+      <w:proofErr w:type="spellEnd"/>
     </w:p>
     <w:p>
       <w:r>
@@ -2933,23 +3852,41 @@
           <w:numId w:val="9"/>
         </w:numPr>
       </w:pPr>
+      <w:proofErr w:type="spellStart"/>
       <w:r>
         <w:rPr>
           <w:b/>
           <w:bCs/>
         </w:rPr>
         <w:lastRenderedPageBreak/>
-        <w:t>RewriteCount (numerator):</w:t>
+        <w:t>RewriteCount</w:t>
+      </w:r>
+      <w:proofErr w:type="spellEnd"/>
+      <w:r>
+        <w:rPr>
+          <w:b/>
+          <w:bCs/>
+        </w:rPr>
+        <w:t xml:space="preserve"> (numerator):</w:t>
       </w:r>
       <w:r>
         <w:t xml:space="preserve"> Count policies with </w:t>
       </w:r>
-      <w:r>
-        <w:rPr>
-          <w:b/>
-          <w:bCs/>
-        </w:rPr>
-        <w:t>TransactionType = "Rewrite"</w:t>
+      <w:proofErr w:type="spellStart"/>
+      <w:r>
+        <w:rPr>
+          <w:b/>
+          <w:bCs/>
+        </w:rPr>
+        <w:t>TransactionType</w:t>
+      </w:r>
+      <w:proofErr w:type="spellEnd"/>
+      <w:r>
+        <w:rPr>
+          <w:b/>
+          <w:bCs/>
+        </w:rPr>
+        <w:t xml:space="preserve"> = "Rewrite"</w:t>
       </w:r>
       <w:r>
         <w:t xml:space="preserve"> and </w:t>
@@ -2972,22 +3909,40 @@
           <w:numId w:val="9"/>
         </w:numPr>
       </w:pPr>
-      <w:r>
-        <w:rPr>
-          <w:b/>
-          <w:bCs/>
-        </w:rPr>
-        <w:t>NewCount (denominator):</w:t>
+      <w:proofErr w:type="spellStart"/>
+      <w:r>
+        <w:rPr>
+          <w:b/>
+          <w:bCs/>
+        </w:rPr>
+        <w:t>NewCount</w:t>
+      </w:r>
+      <w:proofErr w:type="spellEnd"/>
+      <w:r>
+        <w:rPr>
+          <w:b/>
+          <w:bCs/>
+        </w:rPr>
+        <w:t xml:space="preserve"> (denominator):</w:t>
       </w:r>
       <w:r>
         <w:t xml:space="preserve"> Count policies with </w:t>
       </w:r>
-      <w:r>
-        <w:rPr>
-          <w:b/>
-          <w:bCs/>
-        </w:rPr>
-        <w:t>TransactionType = "New"</w:t>
+      <w:proofErr w:type="spellStart"/>
+      <w:r>
+        <w:rPr>
+          <w:b/>
+          <w:bCs/>
+        </w:rPr>
+        <w:t>TransactionType</w:t>
+      </w:r>
+      <w:proofErr w:type="spellEnd"/>
+      <w:r>
+        <w:rPr>
+          <w:b/>
+          <w:bCs/>
+        </w:rPr>
+        <w:t xml:space="preserve"> = "New"</w:t>
       </w:r>
       <w:r>
         <w:t xml:space="preserve"> and </w:t>
@@ -3010,13 +3965,47 @@
           <w:numId w:val="9"/>
         </w:numPr>
       </w:pPr>
-      <w:r>
-        <w:rPr>
-          <w:b/>
-          <w:bCs/>
-        </w:rPr>
-        <w:t>RewrittenPolicyRatio = RewriteCount / NewCount</w:t>
-      </w:r>
+      <w:proofErr w:type="spellStart"/>
+      <w:r>
+        <w:rPr>
+          <w:b/>
+          <w:bCs/>
+        </w:rPr>
+        <w:t>RewrittenPolicyRatio</w:t>
+      </w:r>
+      <w:proofErr w:type="spellEnd"/>
+      <w:r>
+        <w:rPr>
+          <w:b/>
+          <w:bCs/>
+        </w:rPr>
+        <w:t xml:space="preserve"> = </w:t>
+      </w:r>
+      <w:proofErr w:type="spellStart"/>
+      <w:r>
+        <w:rPr>
+          <w:b/>
+          <w:bCs/>
+        </w:rPr>
+        <w:t>RewriteCount</w:t>
+      </w:r>
+      <w:proofErr w:type="spellEnd"/>
+      <w:r>
+        <w:rPr>
+          <w:b/>
+          <w:bCs/>
+        </w:rPr>
+        <w:t xml:space="preserve"> / </w:t>
+      </w:r>
+      <w:proofErr w:type="spellStart"/>
+      <w:r>
+        <w:rPr>
+          <w:b/>
+          <w:bCs/>
+        </w:rPr>
+        <w:t>NewCount</w:t>
+      </w:r>
+      <w:proofErr w:type="spellEnd"/>
       <w:r>
         <w:t>.</w:t>
       </w:r>
@@ -3054,7 +4043,31 @@
         <w:t>Edge rules:</w:t>
       </w:r>
       <w:r>
-        <w:t xml:space="preserve"> If NewCount = 0, set RewrittenPolicyRatio = blank/NaN.</w:t>
+        <w:t xml:space="preserve"> If </w:t>
+      </w:r>
+      <w:proofErr w:type="spellStart"/>
+      <w:r>
+        <w:t>NewCount</w:t>
+      </w:r>
+      <w:proofErr w:type="spellEnd"/>
+      <w:r>
+        <w:t xml:space="preserve"> = 0, set </w:t>
+      </w:r>
+      <w:proofErr w:type="spellStart"/>
+      <w:r>
+        <w:t>RewrittenPolicyRatio</w:t>
+      </w:r>
+      <w:proofErr w:type="spellEnd"/>
+      <w:r>
+        <w:t xml:space="preserve"> = blank/</w:t>
+      </w:r>
+      <w:proofErr w:type="spellStart"/>
+      <w:r>
+        <w:t>NaN</w:t>
+      </w:r>
+      <w:proofErr w:type="spellEnd"/>
+      <w:r>
+        <w:t>.</w:t>
       </w:r>
     </w:p>
     <w:p>
@@ -3067,7 +4080,15 @@
       </w:r>
       <w:r>
         <w:br/>
-        <w:t>policy.csv (TransactionType, TransactionEffectiveDate).</w:t>
+        <w:t>policy.csv (</w:t>
+      </w:r>
+      <w:proofErr w:type="spellStart"/>
+      <w:r>
+        <w:t>TransactionType</w:t>
+      </w:r>
+      <w:proofErr w:type="spellEnd"/>
+      <w:r>
+        <w:t>, TransactionEffectiveDate).</w:t>
       </w:r>
     </w:p>
     <w:p>
@@ -3089,6 +4110,7 @@
       <w:r>
         <w:t xml:space="preserve">“Rewrite” indicates moving/reissuing a policy (often to a different program/form) as new business; tracking it against </w:t>
       </w:r>
+      <w:proofErr w:type="gramStart"/>
       <w:r>
         <w:rPr>
           <w:b/>
@@ -3096,6 +4118,7 @@
         </w:rPr>
         <w:t>New</w:t>
       </w:r>
+      <w:proofErr w:type="gramEnd"/>
       <w:r>
         <w:t xml:space="preserve"> shows quality of new placements and carrier fit.</w:t>
       </w:r>
@@ -3103,6 +4126,7 @@
     <w:p/>
     <w:p/>
     <w:p>
+      <w:proofErr w:type="gramStart"/>
       <w:r>
         <w:t xml:space="preserve">  </w:t>
       </w:r>
@@ -3111,39 +4135,15 @@
           <w:b/>
           <w:bCs/>
         </w:rPr>
-        <w:t>Premium Volume</w:t>
-      </w:r>
-      <w:r>
-        <w:t xml:space="preserve"> (higher is better)</w:t>
-      </w:r>
-      <w:r>
-        <w:br/>
-        <w:t>How much business the agency brought in during the date window.</w:t>
-      </w:r>
-      <w:r>
-        <w:br/>
-      </w:r>
-      <w:r>
-        <w:rPr>
-          <w:b/>
-          <w:bCs/>
-        </w:rPr>
-        <w:t>From:</w:t>
-      </w:r>
-      <w:r>
-        <w:t xml:space="preserve"> policy.csv → sum of WrittenPremium (or Premium/GWP) for policies effective in the window.</w:t>
-      </w:r>
-    </w:p>
-    <w:p>
-      <w:r>
-        <w:t xml:space="preserve">  </w:t>
-      </w:r>
-      <w:r>
-        <w:rPr>
-          <w:b/>
-          <w:bCs/>
-        </w:rPr>
-        <w:t>Loss Ratio</w:t>
+        <w:t>Loss</w:t>
+      </w:r>
+      <w:proofErr w:type="gramEnd"/>
+      <w:r>
+        <w:rPr>
+          <w:b/>
+          <w:bCs/>
+        </w:rPr>
+        <w:t xml:space="preserve"> Ratio</w:t>
       </w:r>
       <w:r>
         <w:t xml:space="preserve"> (lower is better)</w:t>
@@ -3194,8 +4194,13 @@
         <w:t>Incurred</w:t>
       </w:r>
       <w:r>
-        <w:t>), filtered by DateOfLoss</w:t>
-      </w:r>
+        <w:t xml:space="preserve">), filtered by </w:t>
+      </w:r>
+      <w:proofErr w:type="spellStart"/>
+      <w:r>
+        <w:t>DateOfLoss</w:t>
+      </w:r>
+      <w:proofErr w:type="spellEnd"/>
     </w:p>
     <w:p>
       <w:pPr>
@@ -3219,6 +4224,7 @@
       </w:r>
     </w:p>
     <w:p>
+      <w:proofErr w:type="gramStart"/>
       <w:r>
         <w:t xml:space="preserve">  </w:t>
       </w:r>
@@ -3227,7 +4233,15 @@
           <w:b/>
           <w:bCs/>
         </w:rPr>
-        <w:t>Retention Rate</w:t>
+        <w:t>Retention</w:t>
+      </w:r>
+      <w:proofErr w:type="gramEnd"/>
+      <w:r>
+        <w:rPr>
+          <w:b/>
+          <w:bCs/>
+        </w:rPr>
+        <w:t xml:space="preserve"> Rate</w:t>
       </w:r>
       <w:r>
         <w:t xml:space="preserve"> (higher is better)</w:t>
@@ -3267,8 +4281,21 @@
           <w:numId w:val="12"/>
         </w:numPr>
       </w:pPr>
-      <w:r>
-        <w:t>TransactionType == "Renewal" or IsRenewal == True, or</w:t>
+      <w:proofErr w:type="spellStart"/>
+      <w:r>
+        <w:t>TransactionType</w:t>
+      </w:r>
+      <w:proofErr w:type="spellEnd"/>
+      <w:r>
+        <w:t xml:space="preserve"> == "Renewal" or </w:t>
+      </w:r>
+      <w:proofErr w:type="spellStart"/>
+      <w:r>
+        <w:t>IsRenewal</w:t>
+      </w:r>
+      <w:proofErr w:type="spellEnd"/>
+      <w:r>
+        <w:t xml:space="preserve"> == True, or</w:t>
       </w:r>
     </w:p>
     <w:p>
@@ -3339,13 +4366,55 @@
       </w:r>
       <w:r>
         <w:br/>
-      </w:r>
-      <w:r>
+        <w:t>If your data doesn’t have these, this metric is dropped (weights get rebalanced if you checked that box).</w:t>
+      </w:r>
+    </w:p>
+    <w:p/>
+    <w:p>
+      <w:r>
+        <w:rPr>
+          <w:noProof/>
+        </w:rPr>
         <w:lastRenderedPageBreak/>
-        <w:t>If your data doesn’t have these, this metric is dropped (weights get rebalanced if you checked that box).</w:t>
-      </w:r>
-    </w:p>
-    <w:p>
+        <w:drawing>
+          <wp:inline distT="0" distB="0" distL="0" distR="0" wp14:anchorId="7546DD90" wp14:editId="1DA910B9">
+            <wp:extent cx="5943600" cy="4808855"/>
+            <wp:effectExtent l="0" t="0" r="0" b="0"/>
+            <wp:docPr id="1835253294" name="Picture 1" descr="A screenshot of a computer&#10;&#10;AI-generated content may be incorrect."/>
+            <wp:cNvGraphicFramePr>
+              <a:graphicFrameLocks xmlns:a="http://schemas.openxmlformats.org/drawingml/2006/main" noChangeAspect="1"/>
+            </wp:cNvGraphicFramePr>
+            <a:graphic xmlns:a="http://schemas.openxmlformats.org/drawingml/2006/main">
+              <a:graphicData uri="http://schemas.openxmlformats.org/drawingml/2006/picture">
+                <pic:pic xmlns:pic="http://schemas.openxmlformats.org/drawingml/2006/picture">
+                  <pic:nvPicPr>
+                    <pic:cNvPr id="1835253294" name="Picture 1" descr="A screenshot of a computer&#10;&#10;AI-generated content may be incorrect."/>
+                    <pic:cNvPicPr/>
+                  </pic:nvPicPr>
+                  <pic:blipFill>
+                    <a:blip r:embed="rId6"/>
+                    <a:stretch>
+                      <a:fillRect/>
+                    </a:stretch>
+                  </pic:blipFill>
+                  <pic:spPr>
+                    <a:xfrm>
+                      <a:off x="0" y="0"/>
+                      <a:ext cx="5943600" cy="4808855"/>
+                    </a:xfrm>
+                    <a:prstGeom prst="rect">
+                      <a:avLst/>
+                    </a:prstGeom>
+                  </pic:spPr>
+                </pic:pic>
+              </a:graphicData>
+            </a:graphic>
+          </wp:inline>
+        </w:drawing>
+      </w:r>
+    </w:p>
+    <w:p>
+      <w:proofErr w:type="gramStart"/>
       <w:r>
         <w:t xml:space="preserve">  </w:t>
       </w:r>
@@ -3354,7 +4423,15 @@
           <w:b/>
           <w:bCs/>
         </w:rPr>
-        <w:t>CC (Closeness Coefficient)</w:t>
+        <w:t>CC</w:t>
+      </w:r>
+      <w:proofErr w:type="gramEnd"/>
+      <w:r>
+        <w:rPr>
+          <w:b/>
+          <w:bCs/>
+        </w:rPr>
+        <w:t xml:space="preserve"> (Closeness Coefficient)</w:t>
       </w:r>
       <w:r>
         <w:br/>
@@ -3395,6 +4472,230 @@
       <w:r>
         <w:br/>
         <w:t>Agencies are ranked by CC (higher = better overall balance).</w:t>
+      </w:r>
+    </w:p>
+    <w:p>
+      <w:pPr>
+        <w:rPr>
+          <w:b/>
+          <w:bCs/>
+        </w:rPr>
+      </w:pPr>
+      <w:r>
+        <w:rPr>
+          <w:b/>
+          <w:bCs/>
+        </w:rPr>
+        <w:t>Ranges used in analysis (current build)</w:t>
+      </w:r>
+    </w:p>
+    <w:p>
+      <w:r>
+        <w:rPr>
+          <w:b/>
+          <w:bCs/>
+        </w:rPr>
+        <w:t>KPIs used for ranking (TOPSIS inputs):</w:t>
+      </w:r>
+    </w:p>
+    <w:p>
+      <w:pPr>
+        <w:numPr>
+          <w:ilvl w:val="0"/>
+          <w:numId w:val="14"/>
+        </w:numPr>
+      </w:pPr>
+      <w:proofErr w:type="spellStart"/>
+      <w:r>
+        <w:rPr>
+          <w:b/>
+          <w:bCs/>
+        </w:rPr>
+        <w:t>RetentionRate</w:t>
+      </w:r>
+      <w:proofErr w:type="spellEnd"/>
+      <w:r>
+        <w:t xml:space="preserve"> → </w:t>
+      </w:r>
+      <w:r>
+        <w:rPr>
+          <w:b/>
+          <w:bCs/>
+        </w:rPr>
+        <w:t>[0.50, 0.95]</w:t>
+      </w:r>
+      <w:r>
+        <w:t xml:space="preserve"> (rank-preserving remap; </w:t>
+      </w:r>
+      <w:r>
+        <w:rPr>
+          <w:b/>
+          <w:bCs/>
+        </w:rPr>
+        <w:t>higher is better</w:t>
+      </w:r>
+      <w:r>
+        <w:t>)</w:t>
+      </w:r>
+    </w:p>
+    <w:p>
+      <w:pPr>
+        <w:numPr>
+          <w:ilvl w:val="0"/>
+          <w:numId w:val="14"/>
+        </w:numPr>
+      </w:pPr>
+      <w:proofErr w:type="spellStart"/>
+      <w:r>
+        <w:rPr>
+          <w:b/>
+          <w:bCs/>
+        </w:rPr>
+        <w:t>LossRatio</w:t>
+      </w:r>
+      <w:proofErr w:type="spellEnd"/>
+      <w:r>
+        <w:t xml:space="preserve"> → </w:t>
+      </w:r>
+      <w:r>
+        <w:rPr>
+          <w:b/>
+          <w:bCs/>
+        </w:rPr>
+        <w:t>[0.30, 0.90]</w:t>
+      </w:r>
+      <w:r>
+        <w:t xml:space="preserve"> (rank-preserving remap; we score with </w:t>
+      </w:r>
+      <w:r>
+        <w:rPr>
+          <w:b/>
+          <w:bCs/>
+        </w:rPr>
+        <w:t>1−LossRatio1-\</w:t>
+      </w:r>
+      <w:proofErr w:type="gramStart"/>
+      <w:r>
+        <w:rPr>
+          <w:b/>
+          <w:bCs/>
+        </w:rPr>
+        <w:t>text{</w:t>
+      </w:r>
+      <w:proofErr w:type="spellStart"/>
+      <w:proofErr w:type="gramEnd"/>
+      <w:r>
+        <w:rPr>
+          <w:b/>
+          <w:bCs/>
+        </w:rPr>
+        <w:t>LossRatio</w:t>
+      </w:r>
+      <w:proofErr w:type="spellEnd"/>
+      <w:r>
+        <w:rPr>
+          <w:b/>
+          <w:bCs/>
+        </w:rPr>
+        <w:t>}1−LossRatio</w:t>
+      </w:r>
+      <w:r>
+        <w:t>)</w:t>
+      </w:r>
+    </w:p>
+    <w:p>
+      <w:pPr>
+        <w:numPr>
+          <w:ilvl w:val="0"/>
+          <w:numId w:val="14"/>
+        </w:numPr>
+      </w:pPr>
+      <w:proofErr w:type="spellStart"/>
+      <w:r>
+        <w:rPr>
+          <w:b/>
+          <w:bCs/>
+        </w:rPr>
+        <w:t>ExpenseRatio</w:t>
+      </w:r>
+      <w:proofErr w:type="spellEnd"/>
+      <w:r>
+        <w:t xml:space="preserve"> → </w:t>
+      </w:r>
+      <w:r>
+        <w:rPr>
+          <w:b/>
+          <w:bCs/>
+        </w:rPr>
+        <w:t>[0.24, 0.40]</w:t>
+      </w:r>
+      <w:r>
+        <w:t xml:space="preserve"> (rank-preserving remap; we score with </w:t>
+      </w:r>
+      <w:r>
+        <w:rPr>
+          <w:b/>
+          <w:bCs/>
+        </w:rPr>
+        <w:t>1−ExpenseRatio1-\</w:t>
+      </w:r>
+      <w:proofErr w:type="gramStart"/>
+      <w:r>
+        <w:rPr>
+          <w:b/>
+          <w:bCs/>
+        </w:rPr>
+        <w:t>text{</w:t>
+      </w:r>
+      <w:proofErr w:type="spellStart"/>
+      <w:proofErr w:type="gramEnd"/>
+      <w:r>
+        <w:rPr>
+          <w:b/>
+          <w:bCs/>
+        </w:rPr>
+        <w:t>ExpenseRatio</w:t>
+      </w:r>
+      <w:proofErr w:type="spellEnd"/>
+      <w:r>
+        <w:rPr>
+          <w:b/>
+          <w:bCs/>
+        </w:rPr>
+        <w:t>}1−ExpenseRatio</w:t>
+      </w:r>
+      <w:r>
+        <w:t>)</w:t>
+      </w:r>
+    </w:p>
+    <w:p>
+      <w:pPr>
+        <w:numPr>
+          <w:ilvl w:val="0"/>
+          <w:numId w:val="14"/>
+        </w:numPr>
+      </w:pPr>
+      <w:proofErr w:type="spellStart"/>
+      <w:r>
+        <w:rPr>
+          <w:b/>
+          <w:bCs/>
+        </w:rPr>
+        <w:t>SubmissionQuality</w:t>
+      </w:r>
+      <w:proofErr w:type="spellEnd"/>
+      <w:r>
+        <w:t xml:space="preserve"> → bounded to </w:t>
+      </w:r>
+      <w:r>
+        <w:rPr>
+          <w:b/>
+          <w:bCs/>
+        </w:rPr>
+        <w:t>[0.20, 1.00]</w:t>
+      </w:r>
+      <w:r>
+        <w:t xml:space="preserve"> (higher is better)</w:t>
       </w:r>
     </w:p>
     <w:p/>
@@ -3709,6 +5010,155 @@
     </w:lvl>
   </w:abstractNum>
   <w:abstractNum w:abstractNumId="2" w15:restartNumberingAfterBreak="0">
+    <w:nsid w:val="21766E01"/>
+    <w:multiLevelType w:val="multilevel"/>
+    <w:tmpl w:val="F7868A64"/>
+    <w:lvl w:ilvl="0">
+      <w:start w:val="1"/>
+      <w:numFmt w:val="bullet"/>
+      <w:lvlText w:val=""/>
+      <w:lvlJc w:val="left"/>
+      <w:pPr>
+        <w:tabs>
+          <w:tab w:val="num" w:pos="720"/>
+        </w:tabs>
+        <w:ind w:left="720" w:hanging="360"/>
+      </w:pPr>
+      <w:rPr>
+        <w:rFonts w:ascii="Symbol" w:hAnsi="Symbol" w:hint="default"/>
+        <w:sz w:val="20"/>
+      </w:rPr>
+    </w:lvl>
+    <w:lvl w:ilvl="1" w:tentative="1">
+      <w:start w:val="1"/>
+      <w:numFmt w:val="bullet"/>
+      <w:lvlText w:val="o"/>
+      <w:lvlJc w:val="left"/>
+      <w:pPr>
+        <w:tabs>
+          <w:tab w:val="num" w:pos="1440"/>
+        </w:tabs>
+        <w:ind w:left="1440" w:hanging="360"/>
+      </w:pPr>
+      <w:rPr>
+        <w:rFonts w:ascii="Courier New" w:hAnsi="Courier New" w:hint="default"/>
+        <w:sz w:val="20"/>
+      </w:rPr>
+    </w:lvl>
+    <w:lvl w:ilvl="2" w:tentative="1">
+      <w:start w:val="1"/>
+      <w:numFmt w:val="bullet"/>
+      <w:lvlText w:val=""/>
+      <w:lvlJc w:val="left"/>
+      <w:pPr>
+        <w:tabs>
+          <w:tab w:val="num" w:pos="2160"/>
+        </w:tabs>
+        <w:ind w:left="2160" w:hanging="360"/>
+      </w:pPr>
+      <w:rPr>
+        <w:rFonts w:ascii="Wingdings" w:hAnsi="Wingdings" w:hint="default"/>
+        <w:sz w:val="20"/>
+      </w:rPr>
+    </w:lvl>
+    <w:lvl w:ilvl="3" w:tentative="1">
+      <w:start w:val="1"/>
+      <w:numFmt w:val="bullet"/>
+      <w:lvlText w:val=""/>
+      <w:lvlJc w:val="left"/>
+      <w:pPr>
+        <w:tabs>
+          <w:tab w:val="num" w:pos="2880"/>
+        </w:tabs>
+        <w:ind w:left="2880" w:hanging="360"/>
+      </w:pPr>
+      <w:rPr>
+        <w:rFonts w:ascii="Wingdings" w:hAnsi="Wingdings" w:hint="default"/>
+        <w:sz w:val="20"/>
+      </w:rPr>
+    </w:lvl>
+    <w:lvl w:ilvl="4" w:tentative="1">
+      <w:start w:val="1"/>
+      <w:numFmt w:val="bullet"/>
+      <w:lvlText w:val=""/>
+      <w:lvlJc w:val="left"/>
+      <w:pPr>
+        <w:tabs>
+          <w:tab w:val="num" w:pos="3600"/>
+        </w:tabs>
+        <w:ind w:left="3600" w:hanging="360"/>
+      </w:pPr>
+      <w:rPr>
+        <w:rFonts w:ascii="Wingdings" w:hAnsi="Wingdings" w:hint="default"/>
+        <w:sz w:val="20"/>
+      </w:rPr>
+    </w:lvl>
+    <w:lvl w:ilvl="5" w:tentative="1">
+      <w:start w:val="1"/>
+      <w:numFmt w:val="bullet"/>
+      <w:lvlText w:val=""/>
+      <w:lvlJc w:val="left"/>
+      <w:pPr>
+        <w:tabs>
+          <w:tab w:val="num" w:pos="4320"/>
+        </w:tabs>
+        <w:ind w:left="4320" w:hanging="360"/>
+      </w:pPr>
+      <w:rPr>
+        <w:rFonts w:ascii="Wingdings" w:hAnsi="Wingdings" w:hint="default"/>
+        <w:sz w:val="20"/>
+      </w:rPr>
+    </w:lvl>
+    <w:lvl w:ilvl="6" w:tentative="1">
+      <w:start w:val="1"/>
+      <w:numFmt w:val="bullet"/>
+      <w:lvlText w:val=""/>
+      <w:lvlJc w:val="left"/>
+      <w:pPr>
+        <w:tabs>
+          <w:tab w:val="num" w:pos="5040"/>
+        </w:tabs>
+        <w:ind w:left="5040" w:hanging="360"/>
+      </w:pPr>
+      <w:rPr>
+        <w:rFonts w:ascii="Wingdings" w:hAnsi="Wingdings" w:hint="default"/>
+        <w:sz w:val="20"/>
+      </w:rPr>
+    </w:lvl>
+    <w:lvl w:ilvl="7" w:tentative="1">
+      <w:start w:val="1"/>
+      <w:numFmt w:val="bullet"/>
+      <w:lvlText w:val=""/>
+      <w:lvlJc w:val="left"/>
+      <w:pPr>
+        <w:tabs>
+          <w:tab w:val="num" w:pos="5760"/>
+        </w:tabs>
+        <w:ind w:left="5760" w:hanging="360"/>
+      </w:pPr>
+      <w:rPr>
+        <w:rFonts w:ascii="Wingdings" w:hAnsi="Wingdings" w:hint="default"/>
+        <w:sz w:val="20"/>
+      </w:rPr>
+    </w:lvl>
+    <w:lvl w:ilvl="8" w:tentative="1">
+      <w:start w:val="1"/>
+      <w:numFmt w:val="bullet"/>
+      <w:lvlText w:val=""/>
+      <w:lvlJc w:val="left"/>
+      <w:pPr>
+        <w:tabs>
+          <w:tab w:val="num" w:pos="6480"/>
+        </w:tabs>
+        <w:ind w:left="6480" w:hanging="360"/>
+      </w:pPr>
+      <w:rPr>
+        <w:rFonts w:ascii="Wingdings" w:hAnsi="Wingdings" w:hint="default"/>
+        <w:sz w:val="20"/>
+      </w:rPr>
+    </w:lvl>
+  </w:abstractNum>
+  <w:abstractNum w:abstractNumId="3" w15:restartNumberingAfterBreak="0">
     <w:nsid w:val="29736852"/>
     <w:multiLevelType w:val="multilevel"/>
     <w:tmpl w:val="ADBEE8CA"/>
@@ -3857,7 +5307,7 @@
       </w:rPr>
     </w:lvl>
   </w:abstractNum>
-  <w:abstractNum w:abstractNumId="3" w15:restartNumberingAfterBreak="0">
+  <w:abstractNum w:abstractNumId="4" w15:restartNumberingAfterBreak="0">
     <w:nsid w:val="2BBD1C27"/>
     <w:multiLevelType w:val="multilevel"/>
     <w:tmpl w:val="4FF00F10"/>
@@ -4006,7 +5456,7 @@
       </w:rPr>
     </w:lvl>
   </w:abstractNum>
-  <w:abstractNum w:abstractNumId="4" w15:restartNumberingAfterBreak="0">
+  <w:abstractNum w:abstractNumId="5" w15:restartNumberingAfterBreak="0">
     <w:nsid w:val="2C49208E"/>
     <w:multiLevelType w:val="multilevel"/>
     <w:tmpl w:val="22DCDCE2"/>
@@ -4155,7 +5605,7 @@
       </w:rPr>
     </w:lvl>
   </w:abstractNum>
-  <w:abstractNum w:abstractNumId="5" w15:restartNumberingAfterBreak="0">
+  <w:abstractNum w:abstractNumId="6" w15:restartNumberingAfterBreak="0">
     <w:nsid w:val="3AEE6C8F"/>
     <w:multiLevelType w:val="multilevel"/>
     <w:tmpl w:val="F3349184"/>
@@ -4304,7 +5754,7 @@
       </w:rPr>
     </w:lvl>
   </w:abstractNum>
-  <w:abstractNum w:abstractNumId="6" w15:restartNumberingAfterBreak="0">
+  <w:abstractNum w:abstractNumId="7" w15:restartNumberingAfterBreak="0">
     <w:nsid w:val="3F9A4758"/>
     <w:multiLevelType w:val="multilevel"/>
     <w:tmpl w:val="9CA02232"/>
@@ -4453,7 +5903,7 @@
       </w:rPr>
     </w:lvl>
   </w:abstractNum>
-  <w:abstractNum w:abstractNumId="7" w15:restartNumberingAfterBreak="0">
+  <w:abstractNum w:abstractNumId="8" w15:restartNumberingAfterBreak="0">
     <w:nsid w:val="45E80CED"/>
     <w:multiLevelType w:val="multilevel"/>
     <w:tmpl w:val="2DA0DC44"/>
@@ -4602,7 +6052,7 @@
       </w:rPr>
     </w:lvl>
   </w:abstractNum>
-  <w:abstractNum w:abstractNumId="8" w15:restartNumberingAfterBreak="0">
+  <w:abstractNum w:abstractNumId="9" w15:restartNumberingAfterBreak="0">
     <w:nsid w:val="4D852BB0"/>
     <w:multiLevelType w:val="multilevel"/>
     <w:tmpl w:val="7F4030E0"/>
@@ -4751,7 +6201,7 @@
       </w:rPr>
     </w:lvl>
   </w:abstractNum>
-  <w:abstractNum w:abstractNumId="9" w15:restartNumberingAfterBreak="0">
+  <w:abstractNum w:abstractNumId="10" w15:restartNumberingAfterBreak="0">
     <w:nsid w:val="59345830"/>
     <w:multiLevelType w:val="multilevel"/>
     <w:tmpl w:val="F0B632A6"/>
@@ -4900,7 +6350,156 @@
       </w:rPr>
     </w:lvl>
   </w:abstractNum>
-  <w:abstractNum w:abstractNumId="10" w15:restartNumberingAfterBreak="0">
+  <w:abstractNum w:abstractNumId="11" w15:restartNumberingAfterBreak="0">
+    <w:nsid w:val="5A2806A1"/>
+    <w:multiLevelType w:val="multilevel"/>
+    <w:tmpl w:val="EC3C7832"/>
+    <w:lvl w:ilvl="0">
+      <w:start w:val="1"/>
+      <w:numFmt w:val="bullet"/>
+      <w:lvlText w:val=""/>
+      <w:lvlJc w:val="left"/>
+      <w:pPr>
+        <w:tabs>
+          <w:tab w:val="num" w:pos="720"/>
+        </w:tabs>
+        <w:ind w:left="720" w:hanging="360"/>
+      </w:pPr>
+      <w:rPr>
+        <w:rFonts w:ascii="Symbol" w:hAnsi="Symbol" w:hint="default"/>
+        <w:sz w:val="20"/>
+      </w:rPr>
+    </w:lvl>
+    <w:lvl w:ilvl="1" w:tentative="1">
+      <w:start w:val="1"/>
+      <w:numFmt w:val="bullet"/>
+      <w:lvlText w:val="o"/>
+      <w:lvlJc w:val="left"/>
+      <w:pPr>
+        <w:tabs>
+          <w:tab w:val="num" w:pos="1440"/>
+        </w:tabs>
+        <w:ind w:left="1440" w:hanging="360"/>
+      </w:pPr>
+      <w:rPr>
+        <w:rFonts w:ascii="Courier New" w:hAnsi="Courier New" w:hint="default"/>
+        <w:sz w:val="20"/>
+      </w:rPr>
+    </w:lvl>
+    <w:lvl w:ilvl="2" w:tentative="1">
+      <w:start w:val="1"/>
+      <w:numFmt w:val="bullet"/>
+      <w:lvlText w:val=""/>
+      <w:lvlJc w:val="left"/>
+      <w:pPr>
+        <w:tabs>
+          <w:tab w:val="num" w:pos="2160"/>
+        </w:tabs>
+        <w:ind w:left="2160" w:hanging="360"/>
+      </w:pPr>
+      <w:rPr>
+        <w:rFonts w:ascii="Wingdings" w:hAnsi="Wingdings" w:hint="default"/>
+        <w:sz w:val="20"/>
+      </w:rPr>
+    </w:lvl>
+    <w:lvl w:ilvl="3" w:tentative="1">
+      <w:start w:val="1"/>
+      <w:numFmt w:val="bullet"/>
+      <w:lvlText w:val=""/>
+      <w:lvlJc w:val="left"/>
+      <w:pPr>
+        <w:tabs>
+          <w:tab w:val="num" w:pos="2880"/>
+        </w:tabs>
+        <w:ind w:left="2880" w:hanging="360"/>
+      </w:pPr>
+      <w:rPr>
+        <w:rFonts w:ascii="Wingdings" w:hAnsi="Wingdings" w:hint="default"/>
+        <w:sz w:val="20"/>
+      </w:rPr>
+    </w:lvl>
+    <w:lvl w:ilvl="4" w:tentative="1">
+      <w:start w:val="1"/>
+      <w:numFmt w:val="bullet"/>
+      <w:lvlText w:val=""/>
+      <w:lvlJc w:val="left"/>
+      <w:pPr>
+        <w:tabs>
+          <w:tab w:val="num" w:pos="3600"/>
+        </w:tabs>
+        <w:ind w:left="3600" w:hanging="360"/>
+      </w:pPr>
+      <w:rPr>
+        <w:rFonts w:ascii="Wingdings" w:hAnsi="Wingdings" w:hint="default"/>
+        <w:sz w:val="20"/>
+      </w:rPr>
+    </w:lvl>
+    <w:lvl w:ilvl="5" w:tentative="1">
+      <w:start w:val="1"/>
+      <w:numFmt w:val="bullet"/>
+      <w:lvlText w:val=""/>
+      <w:lvlJc w:val="left"/>
+      <w:pPr>
+        <w:tabs>
+          <w:tab w:val="num" w:pos="4320"/>
+        </w:tabs>
+        <w:ind w:left="4320" w:hanging="360"/>
+      </w:pPr>
+      <w:rPr>
+        <w:rFonts w:ascii="Wingdings" w:hAnsi="Wingdings" w:hint="default"/>
+        <w:sz w:val="20"/>
+      </w:rPr>
+    </w:lvl>
+    <w:lvl w:ilvl="6" w:tentative="1">
+      <w:start w:val="1"/>
+      <w:numFmt w:val="bullet"/>
+      <w:lvlText w:val=""/>
+      <w:lvlJc w:val="left"/>
+      <w:pPr>
+        <w:tabs>
+          <w:tab w:val="num" w:pos="5040"/>
+        </w:tabs>
+        <w:ind w:left="5040" w:hanging="360"/>
+      </w:pPr>
+      <w:rPr>
+        <w:rFonts w:ascii="Wingdings" w:hAnsi="Wingdings" w:hint="default"/>
+        <w:sz w:val="20"/>
+      </w:rPr>
+    </w:lvl>
+    <w:lvl w:ilvl="7" w:tentative="1">
+      <w:start w:val="1"/>
+      <w:numFmt w:val="bullet"/>
+      <w:lvlText w:val=""/>
+      <w:lvlJc w:val="left"/>
+      <w:pPr>
+        <w:tabs>
+          <w:tab w:val="num" w:pos="5760"/>
+        </w:tabs>
+        <w:ind w:left="5760" w:hanging="360"/>
+      </w:pPr>
+      <w:rPr>
+        <w:rFonts w:ascii="Wingdings" w:hAnsi="Wingdings" w:hint="default"/>
+        <w:sz w:val="20"/>
+      </w:rPr>
+    </w:lvl>
+    <w:lvl w:ilvl="8" w:tentative="1">
+      <w:start w:val="1"/>
+      <w:numFmt w:val="bullet"/>
+      <w:lvlText w:val=""/>
+      <w:lvlJc w:val="left"/>
+      <w:pPr>
+        <w:tabs>
+          <w:tab w:val="num" w:pos="6480"/>
+        </w:tabs>
+        <w:ind w:left="6480" w:hanging="360"/>
+      </w:pPr>
+      <w:rPr>
+        <w:rFonts w:ascii="Wingdings" w:hAnsi="Wingdings" w:hint="default"/>
+        <w:sz w:val="20"/>
+      </w:rPr>
+    </w:lvl>
+  </w:abstractNum>
+  <w:abstractNum w:abstractNumId="12" w15:restartNumberingAfterBreak="0">
     <w:nsid w:val="608E6838"/>
     <w:multiLevelType w:val="multilevel"/>
     <w:tmpl w:val="15581358"/>
@@ -5049,7 +6648,7 @@
       </w:rPr>
     </w:lvl>
   </w:abstractNum>
-  <w:abstractNum w:abstractNumId="11" w15:restartNumberingAfterBreak="0">
+  <w:abstractNum w:abstractNumId="13" w15:restartNumberingAfterBreak="0">
     <w:nsid w:val="64402D6C"/>
     <w:multiLevelType w:val="multilevel"/>
     <w:tmpl w:val="87C2ADF8"/>
@@ -5198,10 +6797,159 @@
       </w:rPr>
     </w:lvl>
   </w:abstractNum>
-  <w:abstractNum w:abstractNumId="12" w15:restartNumberingAfterBreak="0">
+  <w:abstractNum w:abstractNumId="14" w15:restartNumberingAfterBreak="0">
     <w:nsid w:val="71BB626A"/>
     <w:multiLevelType w:val="multilevel"/>
     <w:tmpl w:val="A6A4806A"/>
+    <w:lvl w:ilvl="0">
+      <w:start w:val="1"/>
+      <w:numFmt w:val="bullet"/>
+      <w:lvlText w:val=""/>
+      <w:lvlJc w:val="left"/>
+      <w:pPr>
+        <w:tabs>
+          <w:tab w:val="num" w:pos="720"/>
+        </w:tabs>
+        <w:ind w:left="720" w:hanging="360"/>
+      </w:pPr>
+      <w:rPr>
+        <w:rFonts w:ascii="Symbol" w:hAnsi="Symbol" w:hint="default"/>
+        <w:sz w:val="20"/>
+      </w:rPr>
+    </w:lvl>
+    <w:lvl w:ilvl="1" w:tentative="1">
+      <w:start w:val="1"/>
+      <w:numFmt w:val="bullet"/>
+      <w:lvlText w:val="o"/>
+      <w:lvlJc w:val="left"/>
+      <w:pPr>
+        <w:tabs>
+          <w:tab w:val="num" w:pos="1440"/>
+        </w:tabs>
+        <w:ind w:left="1440" w:hanging="360"/>
+      </w:pPr>
+      <w:rPr>
+        <w:rFonts w:ascii="Courier New" w:hAnsi="Courier New" w:hint="default"/>
+        <w:sz w:val="20"/>
+      </w:rPr>
+    </w:lvl>
+    <w:lvl w:ilvl="2" w:tentative="1">
+      <w:start w:val="1"/>
+      <w:numFmt w:val="bullet"/>
+      <w:lvlText w:val=""/>
+      <w:lvlJc w:val="left"/>
+      <w:pPr>
+        <w:tabs>
+          <w:tab w:val="num" w:pos="2160"/>
+        </w:tabs>
+        <w:ind w:left="2160" w:hanging="360"/>
+      </w:pPr>
+      <w:rPr>
+        <w:rFonts w:ascii="Wingdings" w:hAnsi="Wingdings" w:hint="default"/>
+        <w:sz w:val="20"/>
+      </w:rPr>
+    </w:lvl>
+    <w:lvl w:ilvl="3" w:tentative="1">
+      <w:start w:val="1"/>
+      <w:numFmt w:val="bullet"/>
+      <w:lvlText w:val=""/>
+      <w:lvlJc w:val="left"/>
+      <w:pPr>
+        <w:tabs>
+          <w:tab w:val="num" w:pos="2880"/>
+        </w:tabs>
+        <w:ind w:left="2880" w:hanging="360"/>
+      </w:pPr>
+      <w:rPr>
+        <w:rFonts w:ascii="Wingdings" w:hAnsi="Wingdings" w:hint="default"/>
+        <w:sz w:val="20"/>
+      </w:rPr>
+    </w:lvl>
+    <w:lvl w:ilvl="4" w:tentative="1">
+      <w:start w:val="1"/>
+      <w:numFmt w:val="bullet"/>
+      <w:lvlText w:val=""/>
+      <w:lvlJc w:val="left"/>
+      <w:pPr>
+        <w:tabs>
+          <w:tab w:val="num" w:pos="3600"/>
+        </w:tabs>
+        <w:ind w:left="3600" w:hanging="360"/>
+      </w:pPr>
+      <w:rPr>
+        <w:rFonts w:ascii="Wingdings" w:hAnsi="Wingdings" w:hint="default"/>
+        <w:sz w:val="20"/>
+      </w:rPr>
+    </w:lvl>
+    <w:lvl w:ilvl="5" w:tentative="1">
+      <w:start w:val="1"/>
+      <w:numFmt w:val="bullet"/>
+      <w:lvlText w:val=""/>
+      <w:lvlJc w:val="left"/>
+      <w:pPr>
+        <w:tabs>
+          <w:tab w:val="num" w:pos="4320"/>
+        </w:tabs>
+        <w:ind w:left="4320" w:hanging="360"/>
+      </w:pPr>
+      <w:rPr>
+        <w:rFonts w:ascii="Wingdings" w:hAnsi="Wingdings" w:hint="default"/>
+        <w:sz w:val="20"/>
+      </w:rPr>
+    </w:lvl>
+    <w:lvl w:ilvl="6" w:tentative="1">
+      <w:start w:val="1"/>
+      <w:numFmt w:val="bullet"/>
+      <w:lvlText w:val=""/>
+      <w:lvlJc w:val="left"/>
+      <w:pPr>
+        <w:tabs>
+          <w:tab w:val="num" w:pos="5040"/>
+        </w:tabs>
+        <w:ind w:left="5040" w:hanging="360"/>
+      </w:pPr>
+      <w:rPr>
+        <w:rFonts w:ascii="Wingdings" w:hAnsi="Wingdings" w:hint="default"/>
+        <w:sz w:val="20"/>
+      </w:rPr>
+    </w:lvl>
+    <w:lvl w:ilvl="7" w:tentative="1">
+      <w:start w:val="1"/>
+      <w:numFmt w:val="bullet"/>
+      <w:lvlText w:val=""/>
+      <w:lvlJc w:val="left"/>
+      <w:pPr>
+        <w:tabs>
+          <w:tab w:val="num" w:pos="5760"/>
+        </w:tabs>
+        <w:ind w:left="5760" w:hanging="360"/>
+      </w:pPr>
+      <w:rPr>
+        <w:rFonts w:ascii="Wingdings" w:hAnsi="Wingdings" w:hint="default"/>
+        <w:sz w:val="20"/>
+      </w:rPr>
+    </w:lvl>
+    <w:lvl w:ilvl="8" w:tentative="1">
+      <w:start w:val="1"/>
+      <w:numFmt w:val="bullet"/>
+      <w:lvlText w:val=""/>
+      <w:lvlJc w:val="left"/>
+      <w:pPr>
+        <w:tabs>
+          <w:tab w:val="num" w:pos="6480"/>
+        </w:tabs>
+        <w:ind w:left="6480" w:hanging="360"/>
+      </w:pPr>
+      <w:rPr>
+        <w:rFonts w:ascii="Wingdings" w:hAnsi="Wingdings" w:hint="default"/>
+        <w:sz w:val="20"/>
+      </w:rPr>
+    </w:lvl>
+  </w:abstractNum>
+  <w:abstractNum w:abstractNumId="15" w15:restartNumberingAfterBreak="0">
+    <w:nsid w:val="71EA00C9"/>
+    <w:multiLevelType w:val="multilevel"/>
+    <w:tmpl w:val="BA0006AC"/>
     <w:lvl w:ilvl="0">
       <w:start w:val="1"/>
       <w:numFmt w:val="bullet"/>
@@ -5354,37 +7102,46 @@
     <w:abstractNumId w:val="0"/>
   </w:num>
   <w:num w:numId="3" w16cid:durableId="1302467108">
+    <w:abstractNumId w:val="12"/>
+  </w:num>
+  <w:num w:numId="4" w16cid:durableId="715743940">
+    <w:abstractNumId w:val="5"/>
+  </w:num>
+  <w:num w:numId="5" w16cid:durableId="824517082">
+    <w:abstractNumId w:val="7"/>
+  </w:num>
+  <w:num w:numId="6" w16cid:durableId="828591339">
     <w:abstractNumId w:val="10"/>
   </w:num>
-  <w:num w:numId="4" w16cid:durableId="715743940">
+  <w:num w:numId="7" w16cid:durableId="443963036">
+    <w:abstractNumId w:val="3"/>
+  </w:num>
+  <w:num w:numId="8" w16cid:durableId="1604798506">
+    <w:abstractNumId w:val="14"/>
+  </w:num>
+  <w:num w:numId="9" w16cid:durableId="63720301">
+    <w:abstractNumId w:val="6"/>
+  </w:num>
+  <w:num w:numId="10" w16cid:durableId="1042557712">
+    <w:abstractNumId w:val="13"/>
+  </w:num>
+  <w:num w:numId="11" w16cid:durableId="1255092841">
+    <w:abstractNumId w:val="8"/>
+  </w:num>
+  <w:num w:numId="12" w16cid:durableId="257759635">
     <w:abstractNumId w:val="4"/>
   </w:num>
-  <w:num w:numId="5" w16cid:durableId="824517082">
-    <w:abstractNumId w:val="6"/>
-  </w:num>
-  <w:num w:numId="6" w16cid:durableId="828591339">
+  <w:num w:numId="13" w16cid:durableId="672227733">
     <w:abstractNumId w:val="9"/>
   </w:num>
-  <w:num w:numId="7" w16cid:durableId="443963036">
+  <w:num w:numId="14" w16cid:durableId="585773840">
+    <w:abstractNumId w:val="15"/>
+  </w:num>
+  <w:num w:numId="15" w16cid:durableId="1361585639">
     <w:abstractNumId w:val="2"/>
   </w:num>
-  <w:num w:numId="8" w16cid:durableId="1604798506">
-    <w:abstractNumId w:val="12"/>
-  </w:num>
-  <w:num w:numId="9" w16cid:durableId="63720301">
-    <w:abstractNumId w:val="5"/>
-  </w:num>
-  <w:num w:numId="10" w16cid:durableId="1042557712">
+  <w:num w:numId="16" w16cid:durableId="1181507937">
     <w:abstractNumId w:val="11"/>
-  </w:num>
-  <w:num w:numId="11" w16cid:durableId="1255092841">
-    <w:abstractNumId w:val="7"/>
-  </w:num>
-  <w:num w:numId="12" w16cid:durableId="257759635">
-    <w:abstractNumId w:val="3"/>
-  </w:num>
-  <w:num w:numId="13" w16cid:durableId="672227733">
-    <w:abstractNumId w:val="8"/>
   </w:num>
 </w:numbering>
 </file>

--- a/mock data logic.docx
+++ b/mock data logic.docx
@@ -4495,7 +4495,7 @@
           <w:b/>
           <w:bCs/>
         </w:rPr>
-        <w:t>KPIs used for ranking (TOPSIS inputs):</w:t>
+        <w:t>KPIs used for ranking (inputs):</w:t>
       </w:r>
     </w:p>
     <w:p>
@@ -7749,6 +7749,7 @@
   <w:style w:type="character" w:default="1" w:styleId="DefaultParagraphFont">
     <w:name w:val="Default Paragraph Font"/>
     <w:uiPriority w:val="1"/>
+    <w:semiHidden/>
     <w:unhideWhenUsed/>
   </w:style>
   <w:style w:type="table" w:default="1" w:styleId="TableNormal">
